--- a/downloads/documents/04 Units/Unit 05 - Apparel and Textile Production and Design - Make It, Mend It, Wear It/Vocabulary 05.docx
+++ b/downloads/documents/04 Units/Unit 05 - Apparel and Textile Production and Design - Make It, Mend It, Wear It/Vocabulary 05.docx
@@ -17,7 +17,7 @@
         <w:pStyle w:val="FirstParagraph"/>
       </w:pPr>
       <w:r>
-        <w:t xml:space="preserve">Unit 5, Apparel and Textile Production and Design. The unit’s 66 Tier 3 words across the five topics, with a one-line definition written for a grade 6 to 7 reader and columns for Turkish, Portuguese, and Spanish.</w:t>
+        <w:t xml:space="preserve">Unit 5, Apparel and Textile Production and Design. The unit’s 66 Tier 3 words across the five topics, with a one-line definition written for a grade 6 to 7 reader and a Spanish column.</w:t>
       </w:r>
     </w:p>
     <w:p>
@@ -34,7 +34,7 @@
         <w:t xml:space="preserve"> </w:t>
       </w:r>
       <w:r>
-        <w:t xml:space="preserve">The Turkish, Portuguese, and Spanish columns are my best working translations and have not been checked by a native speaker. Use them for word banks and picture cards; have a native speaker, a bilingual colleague, or the ENL teacher check the whole table once before it is printed for students. Tool and stitch names are the worst case. Sewing words drift by country and by trade: what one country calls a stitch, another calls something else, and a few of these have no single everyday word in every language.</w:t>
+        <w:t xml:space="preserve">The Spanish column is my best working translation and has not been checked by a native speaker. Use it for word banks and picture cards; have a native speaker, a bilingual colleague, or the ENL teacher check the whole table once before it is printed for students. Tool and stitch names are the worst case. Sewing words drift by country and by trade: what one country calls a stitch, another calls something else, and a few of these have no single everyday word in Spanish.</w:t>
       </w:r>
       <w:r>
         <w:t xml:space="preserve"> </w:t>
@@ -101,7 +101,7 @@
         <w:pStyle w:val="BodyText"/>
       </w:pPr>
       <w:r>
-        <w:t xml:space="preserve">How lessons use this file: each lesson names its own Tier 3 words, and the handout for that lesson carries a word bank pulled from this table in the three languages. The site’s Materials page prints the table as picture-ready cards.</w:t>
+        <w:t xml:space="preserve">How lessons use this file: each lesson names its own Tier 3 words, and the handout for that lesson carries a word bank pulled from this table in both languages. The site’s Materials page prints the table as picture-ready cards.</w:t>
       </w:r>
       <w:r>
         <w:t xml:space="preserve"> </w:t>
@@ -141,17 +141,15 @@
     <w:tbl>
       <w:tblPr>
         <w:tblStyle w:val="Table"/>
-        <w:tblW w:type="pct" w:w="4999.999999999999"/>
+        <w:tblW w:type="pct" w:w="5000.0"/>
         <w:tblLook w:firstRow="1"/>
       </w:tblPr>
       <w:tblGrid>
-        <w:gridCol w:w="1131"/>
-        <w:gridCol w:w="1131"/>
-        <w:gridCol w:w="1131"/>
-        <w:gridCol w:w="1131"/>
-        <w:gridCol w:w="1131"/>
-        <w:gridCol w:w="1131"/>
-        <w:gridCol w:w="1131"/>
+        <w:gridCol w:w="1584"/>
+        <w:gridCol w:w="1584"/>
+        <w:gridCol w:w="1584"/>
+        <w:gridCol w:w="1584"/>
+        <w:gridCol w:w="1584"/>
       </w:tblGrid>
       <w:tr>
         <w:trPr>
@@ -238,40 +236,6 @@
               <w:jc w:val="left"/>
             </w:pPr>
             <w:r>
-              <w:t xml:space="preserve">Turkish</w:t>
-            </w:r>
-          </w:p>
-        </w:tc>
-        <w:tc>
-          <w:tcPr>
-            <w:tcBorders>
-              <w:bottom w:val="single"/>
-            </w:tcBorders>
-            <w:vAlign w:val="bottom"/>
-          </w:tcPr>
-          <w:p>
-            <w:pPr>
-              <w:pStyle w:val="Compact"/>
-              <w:jc w:val="left"/>
-            </w:pPr>
-            <w:r>
-              <w:t xml:space="preserve">Portuguese</w:t>
-            </w:r>
-          </w:p>
-        </w:tc>
-        <w:tc>
-          <w:tcPr>
-            <w:tcBorders>
-              <w:bottom w:val="single"/>
-            </w:tcBorders>
-            <w:vAlign w:val="bottom"/>
-          </w:tcPr>
-          <w:p>
-            <w:pPr>
-              <w:pStyle w:val="Compact"/>
-              <w:jc w:val="left"/>
-            </w:pPr>
-            <w:r>
               <w:t xml:space="preserve">Spanish</w:t>
             </w:r>
           </w:p>
@@ -329,32 +293,10 @@
               <w:jc w:val="left"/>
             </w:pPr>
             <w:r>
-              <w:t xml:space="preserve">lif</w:t>
-            </w:r>
-          </w:p>
-        </w:tc>
-        <w:tc>
-          <w:p>
-            <w:pPr>
-              <w:pStyle w:val="Compact"/>
-              <w:jc w:val="left"/>
-            </w:pPr>
-            <w:r>
               <w:t xml:space="preserve">fibra</w:t>
             </w:r>
           </w:p>
         </w:tc>
-        <w:tc>
-          <w:p>
-            <w:pPr>
-              <w:pStyle w:val="Compact"/>
-              <w:jc w:val="left"/>
-            </w:pPr>
-            <w:r>
-              <w:t xml:space="preserve">fibra</w:t>
-            </w:r>
-          </w:p>
-        </w:tc>
       </w:tr>
       <w:tr>
         <w:tc>
@@ -408,32 +350,10 @@
               <w:jc w:val="left"/>
             </w:pPr>
             <w:r>
-              <w:t xml:space="preserve">doğal lif</w:t>
-            </w:r>
-          </w:p>
-        </w:tc>
-        <w:tc>
-          <w:p>
-            <w:pPr>
-              <w:pStyle w:val="Compact"/>
-              <w:jc w:val="left"/>
-            </w:pPr>
-            <w:r>
               <w:t xml:space="preserve">fibra natural</w:t>
             </w:r>
           </w:p>
         </w:tc>
-        <w:tc>
-          <w:p>
-            <w:pPr>
-              <w:pStyle w:val="Compact"/>
-              <w:jc w:val="left"/>
-            </w:pPr>
-            <w:r>
-              <w:t xml:space="preserve">fibra natural</w:t>
-            </w:r>
-          </w:p>
-        </w:tc>
       </w:tr>
       <w:tr>
         <w:tc>
@@ -487,28 +407,6 @@
               <w:jc w:val="left"/>
             </w:pPr>
             <w:r>
-              <w:t xml:space="preserve">yapay lif (sentetik lif)</w:t>
-            </w:r>
-          </w:p>
-        </w:tc>
-        <w:tc>
-          <w:p>
-            <w:pPr>
-              <w:pStyle w:val="Compact"/>
-              <w:jc w:val="left"/>
-            </w:pPr>
-            <w:r>
-              <w:t xml:space="preserve">fibra sintética (fibra manufaturada)</w:t>
-            </w:r>
-          </w:p>
-        </w:tc>
-        <w:tc>
-          <w:p>
-            <w:pPr>
-              <w:pStyle w:val="Compact"/>
-              <w:jc w:val="left"/>
-            </w:pPr>
-            <w:r>
               <w:t xml:space="preserve">fibra sintética (fibra manufacturada)</w:t>
             </w:r>
           </w:p>
@@ -566,28 +464,6 @@
               <w:jc w:val="left"/>
             </w:pPr>
             <w:r>
-              <w:t xml:space="preserve">pamuk</w:t>
-            </w:r>
-          </w:p>
-        </w:tc>
-        <w:tc>
-          <w:p>
-            <w:pPr>
-              <w:pStyle w:val="Compact"/>
-              <w:jc w:val="left"/>
-            </w:pPr>
-            <w:r>
-              <w:t xml:space="preserve">algodão</w:t>
-            </w:r>
-          </w:p>
-        </w:tc>
-        <w:tc>
-          <w:p>
-            <w:pPr>
-              <w:pStyle w:val="Compact"/>
-              <w:jc w:val="left"/>
-            </w:pPr>
-            <w:r>
               <w:t xml:space="preserve">algodón</w:t>
             </w:r>
           </w:p>
@@ -645,28 +521,6 @@
               <w:jc w:val="left"/>
             </w:pPr>
             <w:r>
-              <w:t xml:space="preserve">yün</w:t>
-            </w:r>
-          </w:p>
-        </w:tc>
-        <w:tc>
-          <w:p>
-            <w:pPr>
-              <w:pStyle w:val="Compact"/>
-              <w:jc w:val="left"/>
-            </w:pPr>
-            <w:r>
-              <w:t xml:space="preserve">lã</w:t>
-            </w:r>
-          </w:p>
-        </w:tc>
-        <w:tc>
-          <w:p>
-            <w:pPr>
-              <w:pStyle w:val="Compact"/>
-              <w:jc w:val="left"/>
-            </w:pPr>
-            <w:r>
               <w:t xml:space="preserve">lana</w:t>
             </w:r>
           </w:p>
@@ -724,32 +578,10 @@
               <w:jc w:val="left"/>
             </w:pPr>
             <w:r>
-              <w:t xml:space="preserve">ipek</w:t>
-            </w:r>
-          </w:p>
-        </w:tc>
-        <w:tc>
-          <w:p>
-            <w:pPr>
-              <w:pStyle w:val="Compact"/>
-              <w:jc w:val="left"/>
-            </w:pPr>
-            <w:r>
               <w:t xml:space="preserve">seda</w:t>
             </w:r>
           </w:p>
         </w:tc>
-        <w:tc>
-          <w:p>
-            <w:pPr>
-              <w:pStyle w:val="Compact"/>
-              <w:jc w:val="left"/>
-            </w:pPr>
-            <w:r>
-              <w:t xml:space="preserve">seda</w:t>
-            </w:r>
-          </w:p>
-        </w:tc>
       </w:tr>
       <w:tr>
         <w:tc>
@@ -803,28 +635,6 @@
               <w:jc w:val="left"/>
             </w:pPr>
             <w:r>
-              <w:t xml:space="preserve">keten</w:t>
-            </w:r>
-          </w:p>
-        </w:tc>
-        <w:tc>
-          <w:p>
-            <w:pPr>
-              <w:pStyle w:val="Compact"/>
-              <w:jc w:val="left"/>
-            </w:pPr>
-            <w:r>
-              <w:t xml:space="preserve">linho</w:t>
-            </w:r>
-          </w:p>
-        </w:tc>
-        <w:tc>
-          <w:p>
-            <w:pPr>
-              <w:pStyle w:val="Compact"/>
-              <w:jc w:val="left"/>
-            </w:pPr>
-            <w:r>
               <w:t xml:space="preserve">lino</w:t>
             </w:r>
           </w:p>
@@ -882,32 +692,10 @@
               <w:jc w:val="left"/>
             </w:pPr>
             <w:r>
-              <w:t xml:space="preserve">polyester</w:t>
-            </w:r>
-          </w:p>
-        </w:tc>
-        <w:tc>
-          <w:p>
-            <w:pPr>
-              <w:pStyle w:val="Compact"/>
-              <w:jc w:val="left"/>
-            </w:pPr>
-            <w:r>
               <w:t xml:space="preserve">poliéster</w:t>
             </w:r>
           </w:p>
         </w:tc>
-        <w:tc>
-          <w:p>
-            <w:pPr>
-              <w:pStyle w:val="Compact"/>
-              <w:jc w:val="left"/>
-            </w:pPr>
-            <w:r>
-              <w:t xml:space="preserve">poliéster</w:t>
-            </w:r>
-          </w:p>
-        </w:tc>
       </w:tr>
       <w:tr>
         <w:tc>
@@ -961,28 +749,6 @@
               <w:jc w:val="left"/>
             </w:pPr>
             <w:r>
-              <w:t xml:space="preserve">naylon</w:t>
-            </w:r>
-          </w:p>
-        </w:tc>
-        <w:tc>
-          <w:p>
-            <w:pPr>
-              <w:pStyle w:val="Compact"/>
-              <w:jc w:val="left"/>
-            </w:pPr>
-            <w:r>
-              <w:t xml:space="preserve">náilon</w:t>
-            </w:r>
-          </w:p>
-        </w:tc>
-        <w:tc>
-          <w:p>
-            <w:pPr>
-              <w:pStyle w:val="Compact"/>
-              <w:jc w:val="left"/>
-            </w:pPr>
-            <w:r>
               <w:t xml:space="preserve">nailon</w:t>
             </w:r>
           </w:p>
@@ -1040,28 +806,6 @@
               <w:jc w:val="left"/>
             </w:pPr>
             <w:r>
-              <w:t xml:space="preserve">likra (elastan)</w:t>
-            </w:r>
-          </w:p>
-        </w:tc>
-        <w:tc>
-          <w:p>
-            <w:pPr>
-              <w:pStyle w:val="Compact"/>
-              <w:jc w:val="left"/>
-            </w:pPr>
-            <w:r>
-              <w:t xml:space="preserve">elastano (lycra)</w:t>
-            </w:r>
-          </w:p>
-        </w:tc>
-        <w:tc>
-          <w:p>
-            <w:pPr>
-              <w:pStyle w:val="Compact"/>
-              <w:jc w:val="left"/>
-            </w:pPr>
-            <w:r>
               <w:t xml:space="preserve">elastano (licra)</w:t>
             </w:r>
           </w:p>
@@ -1119,28 +863,6 @@
               <w:jc w:val="left"/>
             </w:pPr>
             <w:r>
-              <w:t xml:space="preserve">rayon (viskon)</w:t>
-            </w:r>
-          </w:p>
-        </w:tc>
-        <w:tc>
-          <w:p>
-            <w:pPr>
-              <w:pStyle w:val="Compact"/>
-              <w:jc w:val="left"/>
-            </w:pPr>
-            <w:r>
-              <w:t xml:space="preserve">viscose (raiom)</w:t>
-            </w:r>
-          </w:p>
-        </w:tc>
-        <w:tc>
-          <w:p>
-            <w:pPr>
-              <w:pStyle w:val="Compact"/>
-              <w:jc w:val="left"/>
-            </w:pPr>
-            <w:r>
               <w:t xml:space="preserve">viscosa (rayón)</w:t>
             </w:r>
           </w:p>
@@ -1198,28 +920,6 @@
               <w:jc w:val="left"/>
             </w:pPr>
             <w:r>
-              <w:t xml:space="preserve">kumaş</w:t>
-            </w:r>
-          </w:p>
-        </w:tc>
-        <w:tc>
-          <w:p>
-            <w:pPr>
-              <w:pStyle w:val="Compact"/>
-              <w:jc w:val="left"/>
-            </w:pPr>
-            <w:r>
-              <w:t xml:space="preserve">tecido</w:t>
-            </w:r>
-          </w:p>
-        </w:tc>
-        <w:tc>
-          <w:p>
-            <w:pPr>
-              <w:pStyle w:val="Compact"/>
-              <w:jc w:val="left"/>
-            </w:pPr>
-            <w:r>
               <w:t xml:space="preserve">tela</w:t>
             </w:r>
           </w:p>
@@ -1277,28 +977,6 @@
               <w:jc w:val="left"/>
             </w:pPr>
             <w:r>
-              <w:t xml:space="preserve">dokuma</w:t>
-            </w:r>
-          </w:p>
-        </w:tc>
-        <w:tc>
-          <w:p>
-            <w:pPr>
-              <w:pStyle w:val="Compact"/>
-              <w:jc w:val="left"/>
-            </w:pPr>
-            <w:r>
-              <w:t xml:space="preserve">tecido plano (trama)</w:t>
-            </w:r>
-          </w:p>
-        </w:tc>
-        <w:tc>
-          <w:p>
-            <w:pPr>
-              <w:pStyle w:val="Compact"/>
-              <w:jc w:val="left"/>
-            </w:pPr>
-            <w:r>
               <w:t xml:space="preserve">tejido plano (trama)</w:t>
             </w:r>
           </w:p>
@@ -1356,28 +1034,6 @@
               <w:jc w:val="left"/>
             </w:pPr>
             <w:r>
-              <w:t xml:space="preserve">örme</w:t>
-            </w:r>
-          </w:p>
-        </w:tc>
-        <w:tc>
-          <w:p>
-            <w:pPr>
-              <w:pStyle w:val="Compact"/>
-              <w:jc w:val="left"/>
-            </w:pPr>
-            <w:r>
-              <w:t xml:space="preserve">malha</w:t>
-            </w:r>
-          </w:p>
-        </w:tc>
-        <w:tc>
-          <w:p>
-            <w:pPr>
-              <w:pStyle w:val="Compact"/>
-              <w:jc w:val="left"/>
-            </w:pPr>
-            <w:r>
               <w:t xml:space="preserve">tejido de punto</w:t>
             </w:r>
           </w:p>
@@ -1435,28 +1091,6 @@
               <w:jc w:val="left"/>
             </w:pPr>
             <w:r>
-              <w:t xml:space="preserve">kumaş örneği</w:t>
-            </w:r>
-          </w:p>
-        </w:tc>
-        <w:tc>
-          <w:p>
-            <w:pPr>
-              <w:pStyle w:val="Compact"/>
-              <w:jc w:val="left"/>
-            </w:pPr>
-            <w:r>
-              <w:t xml:space="preserve">amostra de tecido</w:t>
-            </w:r>
-          </w:p>
-        </w:tc>
-        <w:tc>
-          <w:p>
-            <w:pPr>
-              <w:pStyle w:val="Compact"/>
-              <w:jc w:val="left"/>
-            </w:pPr>
-            <w:r>
               <w:t xml:space="preserve">muestra de tela</w:t>
             </w:r>
           </w:p>
@@ -1514,28 +1148,6 @@
               <w:jc w:val="left"/>
             </w:pPr>
             <w:r>
-              <w:t xml:space="preserve">teri emip dışarı atma (nem transferi)</w:t>
-            </w:r>
-          </w:p>
-        </w:tc>
-        <w:tc>
-          <w:p>
-            <w:pPr>
-              <w:pStyle w:val="Compact"/>
-              <w:jc w:val="left"/>
-            </w:pPr>
-            <w:r>
-              <w:t xml:space="preserve">absorver e secar rápido (transporte de umidade)</w:t>
-            </w:r>
-          </w:p>
-        </w:tc>
-        <w:tc>
-          <w:p>
-            <w:pPr>
-              <w:pStyle w:val="Compact"/>
-              <w:jc w:val="left"/>
-            </w:pPr>
-            <w:r>
               <w:t xml:space="preserve">absorber y secar rápido (transporte de humedad)</w:t>
             </w:r>
           </w:p>
@@ -1593,28 +1205,6 @@
               <w:jc w:val="left"/>
             </w:pPr>
             <w:r>
-              <w:t xml:space="preserve">bakım etiketi</w:t>
-            </w:r>
-          </w:p>
-        </w:tc>
-        <w:tc>
-          <w:p>
-            <w:pPr>
-              <w:pStyle w:val="Compact"/>
-              <w:jc w:val="left"/>
-            </w:pPr>
-            <w:r>
-              <w:t xml:space="preserve">etiqueta de cuidados</w:t>
-            </w:r>
-          </w:p>
-        </w:tc>
-        <w:tc>
-          <w:p>
-            <w:pPr>
-              <w:pStyle w:val="Compact"/>
-              <w:jc w:val="left"/>
-            </w:pPr>
-            <w:r>
               <w:t xml:space="preserve">etiqueta de cuidado</w:t>
             </w:r>
           </w:p>
@@ -1672,28 +1262,6 @@
               <w:jc w:val="left"/>
             </w:pPr>
             <w:r>
-              <w:t xml:space="preserve">bakım sembolü</w:t>
-            </w:r>
-          </w:p>
-        </w:tc>
-        <w:tc>
-          <w:p>
-            <w:pPr>
-              <w:pStyle w:val="Compact"/>
-              <w:jc w:val="left"/>
-            </w:pPr>
-            <w:r>
-              <w:t xml:space="preserve">símbolo de cuidados</w:t>
-            </w:r>
-          </w:p>
-        </w:tc>
-        <w:tc>
-          <w:p>
-            <w:pPr>
-              <w:pStyle w:val="Compact"/>
-              <w:jc w:val="left"/>
-            </w:pPr>
-            <w:r>
               <w:t xml:space="preserve">símbolo de cuidado</w:t>
             </w:r>
           </w:p>
@@ -1751,28 +1319,6 @@
               <w:jc w:val="left"/>
             </w:pPr>
             <w:r>
-              <w:t xml:space="preserve">rengi akmayan (boya haslığı olan)</w:t>
-            </w:r>
-          </w:p>
-        </w:tc>
-        <w:tc>
-          <w:p>
-            <w:pPr>
-              <w:pStyle w:val="Compact"/>
-              <w:jc w:val="left"/>
-            </w:pPr>
-            <w:r>
-              <w:t xml:space="preserve">que não desbota (cor firme)</w:t>
-            </w:r>
-          </w:p>
-        </w:tc>
-        <w:tc>
-          <w:p>
-            <w:pPr>
-              <w:pStyle w:val="Compact"/>
-              <w:jc w:val="left"/>
-            </w:pPr>
-            <w:r>
               <w:t xml:space="preserve">que no destiñe (color firme)</w:t>
             </w:r>
           </w:p>
@@ -1830,32 +1376,10 @@
               <w:jc w:val="left"/>
             </w:pPr>
             <w:r>
-              <w:t xml:space="preserve">leke</w:t>
-            </w:r>
-          </w:p>
-        </w:tc>
-        <w:tc>
-          <w:p>
-            <w:pPr>
-              <w:pStyle w:val="Compact"/>
-              <w:jc w:val="left"/>
-            </w:pPr>
-            <w:r>
               <w:t xml:space="preserve">mancha</w:t>
             </w:r>
           </w:p>
         </w:tc>
-        <w:tc>
-          <w:p>
-            <w:pPr>
-              <w:pStyle w:val="Compact"/>
-              <w:jc w:val="left"/>
-            </w:pPr>
-            <w:r>
-              <w:t xml:space="preserve">mancha</w:t>
-            </w:r>
-          </w:p>
-        </w:tc>
       </w:tr>
       <w:tr>
         <w:tc>
@@ -1909,28 +1433,6 @@
               <w:jc w:val="left"/>
             </w:pPr>
             <w:r>
-              <w:t xml:space="preserve">ön işlem yapmak (yıkamadan önce lekeye müdahale)</w:t>
-            </w:r>
-          </w:p>
-        </w:tc>
-        <w:tc>
-          <w:p>
-            <w:pPr>
-              <w:pStyle w:val="Compact"/>
-              <w:jc w:val="left"/>
-            </w:pPr>
-            <w:r>
-              <w:t xml:space="preserve">pré-tratar (tratar antes de lavar)</w:t>
-            </w:r>
-          </w:p>
-        </w:tc>
-        <w:tc>
-          <w:p>
-            <w:pPr>
-              <w:pStyle w:val="Compact"/>
-              <w:jc w:val="left"/>
-            </w:pPr>
-            <w:r>
               <w:t xml:space="preserve">pretratar (tratar antes de lavar)</w:t>
             </w:r>
           </w:p>
@@ -1988,28 +1490,6 @@
               <w:jc w:val="left"/>
             </w:pPr>
             <w:r>
-              <w:t xml:space="preserve">çamaşır yıkamak</w:t>
-            </w:r>
-          </w:p>
-        </w:tc>
-        <w:tc>
-          <w:p>
-            <w:pPr>
-              <w:pStyle w:val="Compact"/>
-              <w:jc w:val="left"/>
-            </w:pPr>
-            <w:r>
-              <w:t xml:space="preserve">lavar roupa</w:t>
-            </w:r>
-          </w:p>
-        </w:tc>
-        <w:tc>
-          <w:p>
-            <w:pPr>
-              <w:pStyle w:val="Compact"/>
-              <w:jc w:val="left"/>
-            </w:pPr>
-            <w:r>
               <w:t xml:space="preserve">lavar la ropa</w:t>
             </w:r>
           </w:p>
@@ -2067,28 +1547,6 @@
               <w:jc w:val="left"/>
             </w:pPr>
             <w:r>
-              <w:t xml:space="preserve">el dikiş iğnesi</w:t>
-            </w:r>
-          </w:p>
-        </w:tc>
-        <w:tc>
-          <w:p>
-            <w:pPr>
-              <w:pStyle w:val="Compact"/>
-              <w:jc w:val="left"/>
-            </w:pPr>
-            <w:r>
-              <w:t xml:space="preserve">agulha de mão</w:t>
-            </w:r>
-          </w:p>
-        </w:tc>
-        <w:tc>
-          <w:p>
-            <w:pPr>
-              <w:pStyle w:val="Compact"/>
-              <w:jc w:val="left"/>
-            </w:pPr>
-            <w:r>
               <w:t xml:space="preserve">aguja de mano</w:t>
             </w:r>
           </w:p>
@@ -2146,28 +1604,6 @@
               <w:jc w:val="left"/>
             </w:pPr>
             <w:r>
-              <w:t xml:space="preserve">toplu iğne</w:t>
-            </w:r>
-          </w:p>
-        </w:tc>
-        <w:tc>
-          <w:p>
-            <w:pPr>
-              <w:pStyle w:val="Compact"/>
-              <w:jc w:val="left"/>
-            </w:pPr>
-            <w:r>
-              <w:t xml:space="preserve">alfinete</w:t>
-            </w:r>
-          </w:p>
-        </w:tc>
-        <w:tc>
-          <w:p>
-            <w:pPr>
-              <w:pStyle w:val="Compact"/>
-              <w:jc w:val="left"/>
-            </w:pPr>
-            <w:r>
               <w:t xml:space="preserve">alfiler</w:t>
             </w:r>
           </w:p>
@@ -2225,28 +1661,6 @@
               <w:jc w:val="left"/>
             </w:pPr>
             <w:r>
-              <w:t xml:space="preserve">iğne yastığı</w:t>
-            </w:r>
-          </w:p>
-        </w:tc>
-        <w:tc>
-          <w:p>
-            <w:pPr>
-              <w:pStyle w:val="Compact"/>
-              <w:jc w:val="left"/>
-            </w:pPr>
-            <w:r>
-              <w:t xml:space="preserve">alfineteira</w:t>
-            </w:r>
-          </w:p>
-        </w:tc>
-        <w:tc>
-          <w:p>
-            <w:pPr>
-              <w:pStyle w:val="Compact"/>
-              <w:jc w:val="left"/>
-            </w:pPr>
-            <w:r>
               <w:t xml:space="preserve">alfiletero</w:t>
             </w:r>
           </w:p>
@@ -2304,32 +1718,10 @@
               <w:jc w:val="left"/>
             </w:pPr>
             <w:r>
-              <w:t xml:space="preserve">yüksük</w:t>
-            </w:r>
-          </w:p>
-        </w:tc>
-        <w:tc>
-          <w:p>
-            <w:pPr>
-              <w:pStyle w:val="Compact"/>
-              <w:jc w:val="left"/>
-            </w:pPr>
-            <w:r>
               <w:t xml:space="preserve">dedal</w:t>
             </w:r>
           </w:p>
         </w:tc>
-        <w:tc>
-          <w:p>
-            <w:pPr>
-              <w:pStyle w:val="Compact"/>
-              <w:jc w:val="left"/>
-            </w:pPr>
-            <w:r>
-              <w:t xml:space="preserve">dedal</w:t>
-            </w:r>
-          </w:p>
-        </w:tc>
       </w:tr>
       <w:tr>
         <w:tc>
@@ -2383,28 +1775,6 @@
               <w:jc w:val="left"/>
             </w:pPr>
             <w:r>
-              <w:t xml:space="preserve">iğneye iplik geçirici (iplik geçirme aparatı)</w:t>
-            </w:r>
-          </w:p>
-        </w:tc>
-        <w:tc>
-          <w:p>
-            <w:pPr>
-              <w:pStyle w:val="Compact"/>
-              <w:jc w:val="left"/>
-            </w:pPr>
-            <w:r>
-              <w:t xml:space="preserve">passa-fio (enfiador de agulha)</w:t>
-            </w:r>
-          </w:p>
-        </w:tc>
-        <w:tc>
-          <w:p>
-            <w:pPr>
-              <w:pStyle w:val="Compact"/>
-              <w:jc w:val="left"/>
-            </w:pPr>
-            <w:r>
               <w:t xml:space="preserve">enhebrador de aguja</w:t>
             </w:r>
           </w:p>
@@ -2462,28 +1832,6 @@
               <w:jc w:val="left"/>
             </w:pPr>
             <w:r>
-              <w:t xml:space="preserve">kumaş makası</w:t>
-            </w:r>
-          </w:p>
-        </w:tc>
-        <w:tc>
-          <w:p>
-            <w:pPr>
-              <w:pStyle w:val="Compact"/>
-              <w:jc w:val="left"/>
-            </w:pPr>
-            <w:r>
-              <w:t xml:space="preserve">tesoura de tecido</w:t>
-            </w:r>
-          </w:p>
-        </w:tc>
-        <w:tc>
-          <w:p>
-            <w:pPr>
-              <w:pStyle w:val="Compact"/>
-              <w:jc w:val="left"/>
-            </w:pPr>
-            <w:r>
               <w:t xml:space="preserve">tijeras de tela</w:t>
             </w:r>
           </w:p>
@@ -2541,28 +1889,6 @@
               <w:jc w:val="left"/>
             </w:pPr>
             <w:r>
-              <w:t xml:space="preserve">iplik makası</w:t>
-            </w:r>
-          </w:p>
-        </w:tc>
-        <w:tc>
-          <w:p>
-            <w:pPr>
-              <w:pStyle w:val="Compact"/>
-              <w:jc w:val="left"/>
-            </w:pPr>
-            <w:r>
-              <w:t xml:space="preserve">tesourinha de linha</w:t>
-            </w:r>
-          </w:p>
-        </w:tc>
-        <w:tc>
-          <w:p>
-            <w:pPr>
-              <w:pStyle w:val="Compact"/>
-              <w:jc w:val="left"/>
-            </w:pPr>
-            <w:r>
               <w:t xml:space="preserve">tijeras para hilo</w:t>
             </w:r>
           </w:p>
@@ -2620,28 +1946,6 @@
               <w:jc w:val="left"/>
             </w:pPr>
             <w:r>
-              <w:t xml:space="preserve">dikiş sökücü</w:t>
-            </w:r>
-          </w:p>
-        </w:tc>
-        <w:tc>
-          <w:p>
-            <w:pPr>
-              <w:pStyle w:val="Compact"/>
-              <w:jc w:val="left"/>
-            </w:pPr>
-            <w:r>
-              <w:t xml:space="preserve">desmanchador de costura</w:t>
-            </w:r>
-          </w:p>
-        </w:tc>
-        <w:tc>
-          <w:p>
-            <w:pPr>
-              <w:pStyle w:val="Compact"/>
-              <w:jc w:val="left"/>
-            </w:pPr>
-            <w:r>
               <w:t xml:space="preserve">descosedor (abrecosturas)</w:t>
             </w:r>
           </w:p>
@@ -2699,28 +2003,6 @@
               <w:jc w:val="left"/>
             </w:pPr>
             <w:r>
-              <w:t xml:space="preserve">mezura (şerit metre)</w:t>
-            </w:r>
-          </w:p>
-        </w:tc>
-        <w:tc>
-          <w:p>
-            <w:pPr>
-              <w:pStyle w:val="Compact"/>
-              <w:jc w:val="left"/>
-            </w:pPr>
-            <w:r>
-              <w:t xml:space="preserve">fita métrica (trena de costura)</w:t>
-            </w:r>
-          </w:p>
-        </w:tc>
-        <w:tc>
-          <w:p>
-            <w:pPr>
-              <w:pStyle w:val="Compact"/>
-              <w:jc w:val="left"/>
-            </w:pPr>
-            <w:r>
               <w:t xml:space="preserve">cinta métrica</w:t>
             </w:r>
           </w:p>
@@ -2778,28 +2060,6 @@
               <w:jc w:val="left"/>
             </w:pPr>
             <w:r>
-              <w:t xml:space="preserve">terzi tebeşiri</w:t>
-            </w:r>
-          </w:p>
-        </w:tc>
-        <w:tc>
-          <w:p>
-            <w:pPr>
-              <w:pStyle w:val="Compact"/>
-              <w:jc w:val="left"/>
-            </w:pPr>
-            <w:r>
-              <w:t xml:space="preserve">giz de alfaiate</w:t>
-            </w:r>
-          </w:p>
-        </w:tc>
-        <w:tc>
-          <w:p>
-            <w:pPr>
-              <w:pStyle w:val="Compact"/>
-              <w:jc w:val="left"/>
-            </w:pPr>
-            <w:r>
               <w:t xml:space="preserve">jaboncillo de sastre (tiza de sastre)</w:t>
             </w:r>
           </w:p>
@@ -2857,28 +2117,6 @@
               <w:jc w:val="left"/>
             </w:pPr>
             <w:r>
-              <w:t xml:space="preserve">iplik</w:t>
-            </w:r>
-          </w:p>
-        </w:tc>
-        <w:tc>
-          <w:p>
-            <w:pPr>
-              <w:pStyle w:val="Compact"/>
-              <w:jc w:val="left"/>
-            </w:pPr>
-            <w:r>
-              <w:t xml:space="preserve">linha</w:t>
-            </w:r>
-          </w:p>
-        </w:tc>
-        <w:tc>
-          <w:p>
-            <w:pPr>
-              <w:pStyle w:val="Compact"/>
-              <w:jc w:val="left"/>
-            </w:pPr>
-            <w:r>
               <w:t xml:space="preserve">hilo</w:t>
             </w:r>
           </w:p>
@@ -2936,28 +2174,6 @@
               <w:jc w:val="left"/>
             </w:pPr>
             <w:r>
-              <w:t xml:space="preserve">düğüm</w:t>
-            </w:r>
-          </w:p>
-        </w:tc>
-        <w:tc>
-          <w:p>
-            <w:pPr>
-              <w:pStyle w:val="Compact"/>
-              <w:jc w:val="left"/>
-            </w:pPr>
-            <w:r>
-              <w:t xml:space="preserve">nó</w:t>
-            </w:r>
-          </w:p>
-        </w:tc>
-        <w:tc>
-          <w:p>
-            <w:pPr>
-              <w:pStyle w:val="Compact"/>
-              <w:jc w:val="left"/>
-            </w:pPr>
-            <w:r>
               <w:t xml:space="preserve">nudo</w:t>
             </w:r>
           </w:p>
@@ -3015,28 +2231,6 @@
               <w:jc w:val="left"/>
             </w:pPr>
             <w:r>
-              <w:t xml:space="preserve">dikiş (ilmek)</w:t>
-            </w:r>
-          </w:p>
-        </w:tc>
-        <w:tc>
-          <w:p>
-            <w:pPr>
-              <w:pStyle w:val="Compact"/>
-              <w:jc w:val="left"/>
-            </w:pPr>
-            <w:r>
-              <w:t xml:space="preserve">ponto</w:t>
-            </w:r>
-          </w:p>
-        </w:tc>
-        <w:tc>
-          <w:p>
-            <w:pPr>
-              <w:pStyle w:val="Compact"/>
-              <w:jc w:val="left"/>
-            </w:pPr>
-            <w:r>
               <w:t xml:space="preserve">puntada</w:t>
             </w:r>
           </w:p>
@@ -3094,28 +2288,6 @@
               <w:jc w:val="left"/>
             </w:pPr>
             <w:r>
-              <w:t xml:space="preserve">teyel dikişi</w:t>
-            </w:r>
-          </w:p>
-        </w:tc>
-        <w:tc>
-          <w:p>
-            <w:pPr>
-              <w:pStyle w:val="Compact"/>
-              <w:jc w:val="left"/>
-            </w:pPr>
-            <w:r>
-              <w:t xml:space="preserve">ponto corrido</w:t>
-            </w:r>
-          </w:p>
-        </w:tc>
-        <w:tc>
-          <w:p>
-            <w:pPr>
-              <w:pStyle w:val="Compact"/>
-              <w:jc w:val="left"/>
-            </w:pPr>
-            <w:r>
               <w:t xml:space="preserve">puntada corrida</w:t>
             </w:r>
           </w:p>
@@ -3173,28 +2345,6 @@
               <w:jc w:val="left"/>
             </w:pPr>
             <w:r>
-              <w:t xml:space="preserve">geri dikiş</w:t>
-            </w:r>
-          </w:p>
-        </w:tc>
-        <w:tc>
-          <w:p>
-            <w:pPr>
-              <w:pStyle w:val="Compact"/>
-              <w:jc w:val="left"/>
-            </w:pPr>
-            <w:r>
-              <w:t xml:space="preserve">ponto atrás</w:t>
-            </w:r>
-          </w:p>
-        </w:tc>
-        <w:tc>
-          <w:p>
-            <w:pPr>
-              <w:pStyle w:val="Compact"/>
-              <w:jc w:val="left"/>
-            </w:pPr>
-            <w:r>
               <w:t xml:space="preserve">pespunte (puntada atrás)</w:t>
             </w:r>
           </w:p>
@@ -3252,28 +2402,6 @@
               <w:jc w:val="left"/>
             </w:pPr>
             <w:r>
-              <w:t xml:space="preserve">sarma dikiş (kenar sarma)</w:t>
-            </w:r>
-          </w:p>
-        </w:tc>
-        <w:tc>
-          <w:p>
-            <w:pPr>
-              <w:pStyle w:val="Compact"/>
-              <w:jc w:val="left"/>
-            </w:pPr>
-            <w:r>
-              <w:t xml:space="preserve">ponto de chuleio</w:t>
-            </w:r>
-          </w:p>
-        </w:tc>
-        <w:tc>
-          <w:p>
-            <w:pPr>
-              <w:pStyle w:val="Compact"/>
-              <w:jc w:val="left"/>
-            </w:pPr>
-            <w:r>
               <w:t xml:space="preserve">puntada de sobrehilado</w:t>
             </w:r>
           </w:p>
@@ -3331,28 +2459,6 @@
               <w:jc w:val="left"/>
             </w:pPr>
             <w:r>
-              <w:t xml:space="preserve">battaniye dikişi (kenar süsleme dikişi)</w:t>
-            </w:r>
-          </w:p>
-        </w:tc>
-        <w:tc>
-          <w:p>
-            <w:pPr>
-              <w:pStyle w:val="Compact"/>
-              <w:jc w:val="left"/>
-            </w:pPr>
-            <w:r>
-              <w:t xml:space="preserve">ponto caseado (ponto de cobertor)</w:t>
-            </w:r>
-          </w:p>
-        </w:tc>
-        <w:tc>
-          <w:p>
-            <w:pPr>
-              <w:pStyle w:val="Compact"/>
-              <w:jc w:val="left"/>
-            </w:pPr>
-            <w:r>
               <w:t xml:space="preserve">punto de festón (punto de manta)</w:t>
             </w:r>
           </w:p>
@@ -3410,32 +2516,10 @@
               <w:jc w:val="left"/>
             </w:pPr>
             <w:r>
-              <w:t xml:space="preserve">dikiş yeri (birleşim dikişi)</w:t>
-            </w:r>
-          </w:p>
-        </w:tc>
-        <w:tc>
-          <w:p>
-            <w:pPr>
-              <w:pStyle w:val="Compact"/>
-              <w:jc w:val="left"/>
-            </w:pPr>
-            <w:r>
               <w:t xml:space="preserve">costura</w:t>
             </w:r>
           </w:p>
         </w:tc>
-        <w:tc>
-          <w:p>
-            <w:pPr>
-              <w:pStyle w:val="Compact"/>
-              <w:jc w:val="left"/>
-            </w:pPr>
-            <w:r>
-              <w:t xml:space="preserve">costura</w:t>
-            </w:r>
-          </w:p>
-        </w:tc>
       </w:tr>
       <w:tr>
         <w:tc>
@@ -3489,28 +2573,6 @@
               <w:jc w:val="left"/>
             </w:pPr>
             <w:r>
-              <w:t xml:space="preserve">dikiş payı</w:t>
-            </w:r>
-          </w:p>
-        </w:tc>
-        <w:tc>
-          <w:p>
-            <w:pPr>
-              <w:pStyle w:val="Compact"/>
-              <w:jc w:val="left"/>
-            </w:pPr>
-            <w:r>
-              <w:t xml:space="preserve">margem de costura</w:t>
-            </w:r>
-          </w:p>
-        </w:tc>
-        <w:tc>
-          <w:p>
-            <w:pPr>
-              <w:pStyle w:val="Compact"/>
-              <w:jc w:val="left"/>
-            </w:pPr>
-            <w:r>
               <w:t xml:space="preserve">margen de costura</w:t>
             </w:r>
           </w:p>
@@ -3568,28 +2630,6 @@
               <w:jc w:val="left"/>
             </w:pPr>
             <w:r>
-              <w:t xml:space="preserve">kıvırma (baskı)</w:t>
-            </w:r>
-          </w:p>
-        </w:tc>
-        <w:tc>
-          <w:p>
-            <w:pPr>
-              <w:pStyle w:val="Compact"/>
-              <w:jc w:val="left"/>
-            </w:pPr>
-            <w:r>
-              <w:t xml:space="preserve">bainha</w:t>
-            </w:r>
-          </w:p>
-        </w:tc>
-        <w:tc>
-          <w:p>
-            <w:pPr>
-              <w:pStyle w:val="Compact"/>
-              <w:jc w:val="left"/>
-            </w:pPr>
-            <w:r>
               <w:t xml:space="preserve">dobladillo</w:t>
             </w:r>
           </w:p>
@@ -3647,28 +2687,6 @@
               <w:jc w:val="left"/>
             </w:pPr>
             <w:r>
-              <w:t xml:space="preserve">yama</w:t>
-            </w:r>
-          </w:p>
-        </w:tc>
-        <w:tc>
-          <w:p>
-            <w:pPr>
-              <w:pStyle w:val="Compact"/>
-              <w:jc w:val="left"/>
-            </w:pPr>
-            <w:r>
-              <w:t xml:space="preserve">remendo</w:t>
-            </w:r>
-          </w:p>
-        </w:tc>
-        <w:tc>
-          <w:p>
-            <w:pPr>
-              <w:pStyle w:val="Compact"/>
-              <w:jc w:val="left"/>
-            </w:pPr>
-            <w:r>
               <w:t xml:space="preserve">parche</w:t>
             </w:r>
           </w:p>
@@ -3726,28 +2744,6 @@
               <w:jc w:val="left"/>
             </w:pPr>
             <w:r>
-              <w:t xml:space="preserve">onarmak (tamir etmek)</w:t>
-            </w:r>
-          </w:p>
-        </w:tc>
-        <w:tc>
-          <w:p>
-            <w:pPr>
-              <w:pStyle w:val="Compact"/>
-              <w:jc w:val="left"/>
-            </w:pPr>
-            <w:r>
-              <w:t xml:space="preserve">consertar (remendar)</w:t>
-            </w:r>
-          </w:p>
-        </w:tc>
-        <w:tc>
-          <w:p>
-            <w:pPr>
-              <w:pStyle w:val="Compact"/>
-              <w:jc w:val="left"/>
-            </w:pPr>
-            <w:r>
               <w:t xml:space="preserve">remendar (arreglar)</w:t>
             </w:r>
           </w:p>
@@ -3805,28 +2801,6 @@
               <w:jc w:val="left"/>
             </w:pPr>
             <w:r>
-              <w:t xml:space="preserve">görünür onarım</w:t>
-            </w:r>
-          </w:p>
-        </w:tc>
-        <w:tc>
-          <w:p>
-            <w:pPr>
-              <w:pStyle w:val="Compact"/>
-              <w:jc w:val="left"/>
-            </w:pPr>
-            <w:r>
-              <w:t xml:space="preserve">conserto aparente (remendo visível)</w:t>
-            </w:r>
-          </w:p>
-        </w:tc>
-        <w:tc>
-          <w:p>
-            <w:pPr>
-              <w:pStyle w:val="Compact"/>
-              <w:jc w:val="left"/>
-            </w:pPr>
-            <w:r>
               <w:t xml:space="preserve">remiendo visible</w:t>
             </w:r>
           </w:p>
@@ -3884,28 +2858,6 @@
               <w:jc w:val="left"/>
             </w:pPr>
             <w:r>
-              <w:t xml:space="preserve">düğme</w:t>
-            </w:r>
-          </w:p>
-        </w:tc>
-        <w:tc>
-          <w:p>
-            <w:pPr>
-              <w:pStyle w:val="Compact"/>
-              <w:jc w:val="left"/>
-            </w:pPr>
-            <w:r>
-              <w:t xml:space="preserve">botão</w:t>
-            </w:r>
-          </w:p>
-        </w:tc>
-        <w:tc>
-          <w:p>
-            <w:pPr>
-              <w:pStyle w:val="Compact"/>
-              <w:jc w:val="left"/>
-            </w:pPr>
-            <w:r>
               <w:t xml:space="preserve">botón</w:t>
             </w:r>
           </w:p>
@@ -3963,28 +2915,6 @@
               <w:jc w:val="left"/>
             </w:pPr>
             <w:r>
-              <w:t xml:space="preserve">düğme ayağı (iplik ayağı)</w:t>
-            </w:r>
-          </w:p>
-        </w:tc>
-        <w:tc>
-          <w:p>
-            <w:pPr>
-              <w:pStyle w:val="Compact"/>
-              <w:jc w:val="left"/>
-            </w:pPr>
-            <w:r>
-              <w:t xml:space="preserve">pé do botão (folga de linha)</w:t>
-            </w:r>
-          </w:p>
-        </w:tc>
-        <w:tc>
-          <w:p>
-            <w:pPr>
-              <w:pStyle w:val="Compact"/>
-              <w:jc w:val="left"/>
-            </w:pPr>
-            <w:r>
               <w:t xml:space="preserve">cuello del botón (holgura de hilo)</w:t>
             </w:r>
           </w:p>
@@ -4042,28 +2972,6 @@
               <w:jc w:val="left"/>
             </w:pPr>
             <w:r>
-              <w:t xml:space="preserve">kalıp</w:t>
-            </w:r>
-          </w:p>
-        </w:tc>
-        <w:tc>
-          <w:p>
-            <w:pPr>
-              <w:pStyle w:val="Compact"/>
-              <w:jc w:val="left"/>
-            </w:pPr>
-            <w:r>
-              <w:t xml:space="preserve">molde</w:t>
-            </w:r>
-          </w:p>
-        </w:tc>
-        <w:tc>
-          <w:p>
-            <w:pPr>
-              <w:pStyle w:val="Compact"/>
-              <w:jc w:val="left"/>
-            </w:pPr>
-            <w:r>
               <w:t xml:space="preserve">patrón (molde)</w:t>
             </w:r>
           </w:p>
@@ -4121,28 +3029,6 @@
               <w:jc w:val="left"/>
             </w:pPr>
             <w:r>
-              <w:t xml:space="preserve">deneme modeli (prototip)</w:t>
-            </w:r>
-          </w:p>
-        </w:tc>
-        <w:tc>
-          <w:p>
-            <w:pPr>
-              <w:pStyle w:val="Compact"/>
-              <w:jc w:val="left"/>
-            </w:pPr>
-            <w:r>
-              <w:t xml:space="preserve">modelo de teste (protótipo de papel)</w:t>
-            </w:r>
-          </w:p>
-        </w:tc>
-        <w:tc>
-          <w:p>
-            <w:pPr>
-              <w:pStyle w:val="Compact"/>
-              <w:jc w:val="left"/>
-            </w:pPr>
-            <w:r>
               <w:t xml:space="preserve">maqueta (modelo de prueba)</w:t>
             </w:r>
           </w:p>
@@ -4200,28 +3086,6 @@
               <w:jc w:val="left"/>
             </w:pPr>
             <w:r>
-              <w:t xml:space="preserve">yeniden değerlendirme (üst dönüşüm)</w:t>
-            </w:r>
-          </w:p>
-        </w:tc>
-        <w:tc>
-          <w:p>
-            <w:pPr>
-              <w:pStyle w:val="Compact"/>
-              <w:jc w:val="left"/>
-            </w:pPr>
-            <w:r>
-              <w:t xml:space="preserve">reaproveitar criando algo melhor (upcycling)</w:t>
-            </w:r>
-          </w:p>
-        </w:tc>
-        <w:tc>
-          <w:p>
-            <w:pPr>
-              <w:pStyle w:val="Compact"/>
-              <w:jc w:val="left"/>
-            </w:pPr>
-            <w:r>
               <w:t xml:space="preserve">suprarreciclar (darle un uso nuevo y mejor)</w:t>
             </w:r>
           </w:p>
@@ -4279,28 +3143,6 @@
               <w:jc w:val="left"/>
             </w:pPr>
             <w:r>
-              <w:t xml:space="preserve">ikinci el</w:t>
-            </w:r>
-          </w:p>
-        </w:tc>
-        <w:tc>
-          <w:p>
-            <w:pPr>
-              <w:pStyle w:val="Compact"/>
-              <w:jc w:val="left"/>
-            </w:pPr>
-            <w:r>
-              <w:t xml:space="preserve">de segunda mão</w:t>
-            </w:r>
-          </w:p>
-        </w:tc>
-        <w:tc>
-          <w:p>
-            <w:pPr>
-              <w:pStyle w:val="Compact"/>
-              <w:jc w:val="left"/>
-            </w:pPr>
-            <w:r>
               <w:t xml:space="preserve">de segunda mano</w:t>
             </w:r>
           </w:p>
@@ -4358,28 +3200,6 @@
               <w:jc w:val="left"/>
             </w:pPr>
             <w:r>
-              <w:t xml:space="preserve">kullanım başına maliyet</w:t>
-            </w:r>
-          </w:p>
-        </w:tc>
-        <w:tc>
-          <w:p>
-            <w:pPr>
-              <w:pStyle w:val="Compact"/>
-              <w:jc w:val="left"/>
-            </w:pPr>
-            <w:r>
-              <w:t xml:space="preserve">custo por uso</w:t>
-            </w:r>
-          </w:p>
-        </w:tc>
-        <w:tc>
-          <w:p>
-            <w:pPr>
-              <w:pStyle w:val="Compact"/>
-              <w:jc w:val="left"/>
-            </w:pPr>
-            <w:r>
               <w:t xml:space="preserve">costo por uso</w:t>
             </w:r>
           </w:p>
@@ -4437,28 +3257,6 @@
               <w:jc w:val="left"/>
             </w:pPr>
             <w:r>
-              <w:t xml:space="preserve">hızlı moda</w:t>
-            </w:r>
-          </w:p>
-        </w:tc>
-        <w:tc>
-          <w:p>
-            <w:pPr>
-              <w:pStyle w:val="Compact"/>
-              <w:jc w:val="left"/>
-            </w:pPr>
-            <w:r>
-              <w:t xml:space="preserve">moda rápida (fast fashion)</w:t>
-            </w:r>
-          </w:p>
-        </w:tc>
-        <w:tc>
-          <w:p>
-            <w:pPr>
-              <w:pStyle w:val="Compact"/>
-              <w:jc w:val="left"/>
-            </w:pPr>
-            <w:r>
               <w:t xml:space="preserve">moda rápida</w:t>
             </w:r>
           </w:p>
@@ -4516,28 +3314,6 @@
               <w:jc w:val="left"/>
             </w:pPr>
             <w:r>
-              <w:t xml:space="preserve">tekstil atığı</w:t>
-            </w:r>
-          </w:p>
-        </w:tc>
-        <w:tc>
-          <w:p>
-            <w:pPr>
-              <w:pStyle w:val="Compact"/>
-              <w:jc w:val="left"/>
-            </w:pPr>
-            <w:r>
-              <w:t xml:space="preserve">resíduo têxtil</w:t>
-            </w:r>
-          </w:p>
-        </w:tc>
-        <w:tc>
-          <w:p>
-            <w:pPr>
-              <w:pStyle w:val="Compact"/>
-              <w:jc w:val="left"/>
-            </w:pPr>
-            <w:r>
               <w:t xml:space="preserve">residuo textil</w:t>
             </w:r>
           </w:p>
@@ -4595,28 +3371,6 @@
               <w:jc w:val="left"/>
             </w:pPr>
             <w:r>
-              <w:t xml:space="preserve">tadilat (kıyafet tadilatı)</w:t>
-            </w:r>
-          </w:p>
-        </w:tc>
-        <w:tc>
-          <w:p>
-            <w:pPr>
-              <w:pStyle w:val="Compact"/>
-              <w:jc w:val="left"/>
-            </w:pPr>
-            <w:r>
-              <w:t xml:space="preserve">ajuste (reforma de roupa)</w:t>
-            </w:r>
-          </w:p>
-        </w:tc>
-        <w:tc>
-          <w:p>
-            <w:pPr>
-              <w:pStyle w:val="Compact"/>
-              <w:jc w:val="left"/>
-            </w:pPr>
-            <w:r>
               <w:t xml:space="preserve">arreglo (ajuste de ropa)</w:t>
             </w:r>
           </w:p>
@@ -4674,28 +3428,6 @@
               <w:jc w:val="left"/>
             </w:pPr>
             <w:r>
-              <w:t xml:space="preserve">terzi</w:t>
-            </w:r>
-          </w:p>
-        </w:tc>
-        <w:tc>
-          <w:p>
-            <w:pPr>
-              <w:pStyle w:val="Compact"/>
-              <w:jc w:val="left"/>
-            </w:pPr>
-            <w:r>
-              <w:t xml:space="preserve">alfaiate</w:t>
-            </w:r>
-          </w:p>
-        </w:tc>
-        <w:tc>
-          <w:p>
-            <w:pPr>
-              <w:pStyle w:val="Compact"/>
-              <w:jc w:val="left"/>
-            </w:pPr>
-            <w:r>
               <w:t xml:space="preserve">sastre</w:t>
             </w:r>
           </w:p>
@@ -4753,28 +3485,6 @@
               <w:jc w:val="left"/>
             </w:pPr>
             <w:r>
-              <w:t xml:space="preserve">dikiş makinesi</w:t>
-            </w:r>
-          </w:p>
-        </w:tc>
-        <w:tc>
-          <w:p>
-            <w:pPr>
-              <w:pStyle w:val="Compact"/>
-              <w:jc w:val="left"/>
-            </w:pPr>
-            <w:r>
-              <w:t xml:space="preserve">máquina de costura</w:t>
-            </w:r>
-          </w:p>
-        </w:tc>
-        <w:tc>
-          <w:p>
-            <w:pPr>
-              <w:pStyle w:val="Compact"/>
-              <w:jc w:val="left"/>
-            </w:pPr>
-            <w:r>
               <w:t xml:space="preserve">máquina de coser</w:t>
             </w:r>
           </w:p>
@@ -4832,28 +3542,6 @@
               <w:jc w:val="left"/>
             </w:pPr>
             <w:r>
-              <w:t xml:space="preserve">baskı ayağı</w:t>
-            </w:r>
-          </w:p>
-        </w:tc>
-        <w:tc>
-          <w:p>
-            <w:pPr>
-              <w:pStyle w:val="Compact"/>
-              <w:jc w:val="left"/>
-            </w:pPr>
-            <w:r>
-              <w:t xml:space="preserve">calcador</w:t>
-            </w:r>
-          </w:p>
-        </w:tc>
-        <w:tc>
-          <w:p>
-            <w:pPr>
-              <w:pStyle w:val="Compact"/>
-              <w:jc w:val="left"/>
-            </w:pPr>
-            <w:r>
               <w:t xml:space="preserve">prensatelas</w:t>
             </w:r>
           </w:p>
@@ -4911,28 +3599,6 @@
               <w:jc w:val="left"/>
             </w:pPr>
             <w:r>
-              <w:t xml:space="preserve">dişli (transport dişlisi)</w:t>
-            </w:r>
-          </w:p>
-        </w:tc>
-        <w:tc>
-          <w:p>
-            <w:pPr>
-              <w:pStyle w:val="Compact"/>
-              <w:jc w:val="left"/>
-            </w:pPr>
-            <w:r>
-              <w:t xml:space="preserve">dentes impelentes</w:t>
-            </w:r>
-          </w:p>
-        </w:tc>
-        <w:tc>
-          <w:p>
-            <w:pPr>
-              <w:pStyle w:val="Compact"/>
-              <w:jc w:val="left"/>
-            </w:pPr>
-            <w:r>
               <w:t xml:space="preserve">dientes de arrastre</w:t>
             </w:r>
           </w:p>
@@ -4990,28 +3656,6 @@
               <w:jc w:val="left"/>
             </w:pPr>
             <w:r>
-              <w:t xml:space="preserve">mekik (alt masura)</w:t>
-            </w:r>
-          </w:p>
-        </w:tc>
-        <w:tc>
-          <w:p>
-            <w:pPr>
-              <w:pStyle w:val="Compact"/>
-              <w:jc w:val="left"/>
-            </w:pPr>
-            <w:r>
-              <w:t xml:space="preserve">bobina (carretilha)</w:t>
-            </w:r>
-          </w:p>
-        </w:tc>
-        <w:tc>
-          <w:p>
-            <w:pPr>
-              <w:pStyle w:val="Compact"/>
-              <w:jc w:val="left"/>
-            </w:pPr>
-            <w:r>
               <w:t xml:space="preserve">bobina (canilla)</w:t>
             </w:r>
           </w:p>
@@ -5069,28 +3713,6 @@
               <w:jc w:val="left"/>
             </w:pPr>
             <w:r>
-              <w:t xml:space="preserve">iplik verici kol</w:t>
-            </w:r>
-          </w:p>
-        </w:tc>
-        <w:tc>
-          <w:p>
-            <w:pPr>
-              <w:pStyle w:val="Compact"/>
-              <w:jc w:val="left"/>
-            </w:pPr>
-            <w:r>
-              <w:t xml:space="preserve">alavanca da linha</w:t>
-            </w:r>
-          </w:p>
-        </w:tc>
-        <w:tc>
-          <w:p>
-            <w:pPr>
-              <w:pStyle w:val="Compact"/>
-              <w:jc w:val="left"/>
-            </w:pPr>
-            <w:r>
               <w:t xml:space="preserve">palanca del hilo</w:t>
             </w:r>
           </w:p>
@@ -5148,32 +3770,10 @@
               <w:jc w:val="left"/>
             </w:pPr>
             <w:r>
-              <w:t xml:space="preserve">el çarkı</w:t>
-            </w:r>
-          </w:p>
-        </w:tc>
-        <w:tc>
-          <w:p>
-            <w:pPr>
-              <w:pStyle w:val="Compact"/>
-              <w:jc w:val="left"/>
-            </w:pPr>
-            <w:r>
               <w:t xml:space="preserve">volante</w:t>
             </w:r>
           </w:p>
         </w:tc>
-        <w:tc>
-          <w:p>
-            <w:pPr>
-              <w:pStyle w:val="Compact"/>
-              <w:jc w:val="left"/>
-            </w:pPr>
-            <w:r>
-              <w:t xml:space="preserve">volante</w:t>
-            </w:r>
-          </w:p>
-        </w:tc>
       </w:tr>
       <w:tr>
         <w:tc>
@@ -5231,28 +3831,6 @@
             </w:r>
           </w:p>
         </w:tc>
-        <w:tc>
-          <w:p>
-            <w:pPr>
-              <w:pStyle w:val="Compact"/>
-              <w:jc w:val="left"/>
-            </w:pPr>
-            <w:r>
-              <w:t xml:space="preserve">pedal</w:t>
-            </w:r>
-          </w:p>
-        </w:tc>
-        <w:tc>
-          <w:p>
-            <w:pPr>
-              <w:pStyle w:val="Compact"/>
-              <w:jc w:val="left"/>
-            </w:pPr>
-            <w:r>
-              <w:t xml:space="preserve">pedal</w:t>
-            </w:r>
-          </w:p>
-        </w:tc>
       </w:tr>
       <w:tr>
         <w:tc>
@@ -5306,28 +3884,6 @@
               <w:jc w:val="left"/>
             </w:pPr>
             <w:r>
-              <w:t xml:space="preserve">iplik tansiyonu (gerginlik)</w:t>
-            </w:r>
-          </w:p>
-        </w:tc>
-        <w:tc>
-          <w:p>
-            <w:pPr>
-              <w:pStyle w:val="Compact"/>
-              <w:jc w:val="left"/>
-            </w:pPr>
-            <w:r>
-              <w:t xml:space="preserve">tensão da linha</w:t>
-            </w:r>
-          </w:p>
-        </w:tc>
-        <w:tc>
-          <w:p>
-            <w:pPr>
-              <w:pStyle w:val="Compact"/>
-              <w:jc w:val="left"/>
-            </w:pPr>
-            <w:r>
               <w:t xml:space="preserve">tensión del hilo</w:t>
             </w:r>
           </w:p>
@@ -5385,28 +3941,6 @@
               <w:jc w:val="left"/>
             </w:pPr>
             <w:r>
-              <w:t xml:space="preserve">iğne saplıyken dönüş (pivot)</w:t>
-            </w:r>
-          </w:p>
-        </w:tc>
-        <w:tc>
-          <w:p>
-            <w:pPr>
-              <w:pStyle w:val="Compact"/>
-              <w:jc w:val="left"/>
-            </w:pPr>
-            <w:r>
-              <w:t xml:space="preserve">girar com a agulha abaixada (pivô)</w:t>
-            </w:r>
-          </w:p>
-        </w:tc>
-        <w:tc>
-          <w:p>
-            <w:pPr>
-              <w:pStyle w:val="Compact"/>
-              <w:jc w:val="left"/>
-            </w:pPr>
-            <w:r>
               <w:t xml:space="preserve">girar con la aguja abajo (pivote)</w:t>
             </w:r>
           </w:p>
@@ -5454,28 +3988,6 @@
             </w:pPr>
             <w:r>
               <w:t xml:space="preserve">The lever that sews backward to lock the ends of a machine seam.</w:t>
-            </w:r>
-          </w:p>
-        </w:tc>
-        <w:tc>
-          <w:p>
-            <w:pPr>
-              <w:pStyle w:val="Compact"/>
-              <w:jc w:val="left"/>
-            </w:pPr>
-            <w:r>
-              <w:t xml:space="preserve">geri dikiş kolu</w:t>
-            </w:r>
-          </w:p>
-        </w:tc>
-        <w:tc>
-          <w:p>
-            <w:pPr>
-              <w:pStyle w:val="Compact"/>
-              <w:jc w:val="left"/>
-            </w:pPr>
-            <w:r>
-              <w:t xml:space="preserve">retrocesso (alavanca de remate)</w:t>
             </w:r>
           </w:p>
         </w:tc>
@@ -5535,10 +4047,8 @@
         <w:tblLook w:firstRow="1"/>
       </w:tblPr>
       <w:tblGrid>
-        <w:gridCol w:w="1980"/>
-        <w:gridCol w:w="1980"/>
-        <w:gridCol w:w="1980"/>
-        <w:gridCol w:w="1980"/>
+        <w:gridCol w:w="3960"/>
+        <w:gridCol w:w="3960"/>
       </w:tblGrid>
       <w:tr>
         <w:trPr>
@@ -5574,40 +4084,6 @@
               <w:jc w:val="left"/>
             </w:pPr>
             <w:r>
-              <w:t xml:space="preserve">Turkish</w:t>
-            </w:r>
-          </w:p>
-        </w:tc>
-        <w:tc>
-          <w:tcPr>
-            <w:tcBorders>
-              <w:bottom w:val="single"/>
-            </w:tcBorders>
-            <w:vAlign w:val="bottom"/>
-          </w:tcPr>
-          <w:p>
-            <w:pPr>
-              <w:pStyle w:val="Compact"/>
-              <w:jc w:val="left"/>
-            </w:pPr>
-            <w:r>
-              <w:t xml:space="preserve">Portuguese</w:t>
-            </w:r>
-          </w:p>
-        </w:tc>
-        <w:tc>
-          <w:tcPr>
-            <w:tcBorders>
-              <w:bottom w:val="single"/>
-            </w:tcBorders>
-            <w:vAlign w:val="bottom"/>
-          </w:tcPr>
-          <w:p>
-            <w:pPr>
-              <w:pStyle w:val="Compact"/>
-              <w:jc w:val="left"/>
-            </w:pPr>
-            <w:r>
               <w:t xml:space="preserve">Spanish</w:t>
             </w:r>
           </w:p>
@@ -5632,28 +4108,6 @@
               <w:jc w:val="left"/>
             </w:pPr>
             <w:r>
-              <w:t xml:space="preserve">Bu dikişi bana tekrar, yavaşça gösterir misin?</w:t>
-            </w:r>
-          </w:p>
-        </w:tc>
-        <w:tc>
-          <w:p>
-            <w:pPr>
-              <w:pStyle w:val="Compact"/>
-              <w:jc w:val="left"/>
-            </w:pPr>
-            <w:r>
-              <w:t xml:space="preserve">Você pode me mostrar este ponto outra vez, devagar?</w:t>
-            </w:r>
-          </w:p>
-        </w:tc>
-        <w:tc>
-          <w:p>
-            <w:pPr>
-              <w:pStyle w:val="Compact"/>
-              <w:jc w:val="left"/>
-            </w:pPr>
-            <w:r>
               <w:t xml:space="preserve">¿Me puedes mostrar esta puntada otra vez, despacio?</w:t>
             </w:r>
           </w:p>
@@ -5678,28 +4132,6 @@
               <w:jc w:val="left"/>
             </w:pPr>
             <w:r>
-              <w:t xml:space="preserve">Bana bir iplik geçirici lazım, lütfen.</w:t>
-            </w:r>
-          </w:p>
-        </w:tc>
-        <w:tc>
-          <w:p>
-            <w:pPr>
-              <w:pStyle w:val="Compact"/>
-              <w:jc w:val="left"/>
-            </w:pPr>
-            <w:r>
-              <w:t xml:space="preserve">Eu preciso de um passa-fio, por favor.</w:t>
-            </w:r>
-          </w:p>
-        </w:tc>
-        <w:tc>
-          <w:p>
-            <w:pPr>
-              <w:pStyle w:val="Compact"/>
-              <w:jc w:val="left"/>
-            </w:pPr>
-            <w:r>
               <w:t xml:space="preserve">Necesito un enhebrador, por favor.</w:t>
             </w:r>
           </w:p>
@@ -5724,28 +4156,6 @@
               <w:jc w:val="left"/>
             </w:pPr>
             <w:r>
-              <w:t xml:space="preserve">İpliğim sürekli çıkıyor. Tam burada oluyor.</w:t>
-            </w:r>
-          </w:p>
-        </w:tc>
-        <w:tc>
-          <w:p>
-            <w:pPr>
-              <w:pStyle w:val="Compact"/>
-              <w:jc w:val="left"/>
-            </w:pPr>
-            <w:r>
-              <w:t xml:space="preserve">Minha linha sai sempre. É aqui que acontece.</w:t>
-            </w:r>
-          </w:p>
-        </w:tc>
-        <w:tc>
-          <w:p>
-            <w:pPr>
-              <w:pStyle w:val="Compact"/>
-              <w:jc w:val="left"/>
-            </w:pPr>
-            <w:r>
               <w:t xml:space="preserve">Mi hilo se sale siempre. Aquí es donde pasa.</w:t>
             </w:r>
           </w:p>
@@ -5770,28 +4180,6 @@
               <w:jc w:val="left"/>
             </w:pPr>
             <w:r>
-              <w:t xml:space="preserve">Planımın ___ numaralı adımındayım.</w:t>
-            </w:r>
-          </w:p>
-        </w:tc>
-        <w:tc>
-          <w:p>
-            <w:pPr>
-              <w:pStyle w:val="Compact"/>
-              <w:jc w:val="left"/>
-            </w:pPr>
-            <w:r>
-              <w:t xml:space="preserve">Estou no passo ___ do meu plano.</w:t>
-            </w:r>
-          </w:p>
-        </w:tc>
-        <w:tc>
-          <w:p>
-            <w:pPr>
-              <w:pStyle w:val="Compact"/>
-              <w:jc w:val="left"/>
-            </w:pPr>
-            <w:r>
               <w:t xml:space="preserve">Estoy en el paso ___ de mi plan.</w:t>
             </w:r>
           </w:p>
@@ -5816,28 +4204,6 @@
               <w:jc w:val="left"/>
             </w:pPr>
             <w:r>
-              <w:t xml:space="preserve">Buraya bu dikiş doğru mu?</w:t>
-            </w:r>
-          </w:p>
-        </w:tc>
-        <w:tc>
-          <w:p>
-            <w:pPr>
-              <w:pStyle w:val="Compact"/>
-              <w:jc w:val="left"/>
-            </w:pPr>
-            <w:r>
-              <w:t xml:space="preserve">Este é o ponto certo para aqui?</w:t>
-            </w:r>
-          </w:p>
-        </w:tc>
-        <w:tc>
-          <w:p>
-            <w:pPr>
-              <w:pStyle w:val="Compact"/>
-              <w:jc w:val="left"/>
-            </w:pPr>
-            <w:r>
               <w:t xml:space="preserve">¿Es esta la puntada correcta para aquí?</w:t>
             </w:r>
           </w:p>
@@ -5862,28 +4228,6 @@
               <w:jc w:val="left"/>
             </w:pPr>
             <w:r>
-              <w:t xml:space="preserve">Kenardan ne kadar uzakta dikmeliyim?</w:t>
-            </w:r>
-          </w:p>
-        </w:tc>
-        <w:tc>
-          <w:p>
-            <w:pPr>
-              <w:pStyle w:val="Compact"/>
-              <w:jc w:val="left"/>
-            </w:pPr>
-            <w:r>
-              <w:t xml:space="preserve">A que distância da borda eu devo costurar?</w:t>
-            </w:r>
-          </w:p>
-        </w:tc>
-        <w:tc>
-          <w:p>
-            <w:pPr>
-              <w:pStyle w:val="Compact"/>
-              <w:jc w:val="left"/>
-            </w:pPr>
-            <w:r>
               <w:t xml:space="preserve">¿A qué distancia del borde debo coser?</w:t>
             </w:r>
           </w:p>
@@ -5908,28 +4252,6 @@
               <w:jc w:val="left"/>
             </w:pPr>
             <w:r>
-              <w:t xml:space="preserve">Bir toplu iğne düşürdüm. Aldım.</w:t>
-            </w:r>
-          </w:p>
-        </w:tc>
-        <w:tc>
-          <w:p>
-            <w:pPr>
-              <w:pStyle w:val="Compact"/>
-              <w:jc w:val="left"/>
-            </w:pPr>
-            <w:r>
-              <w:t xml:space="preserve">Deixei cair um alfinete. Já peguei.</w:t>
-            </w:r>
-          </w:p>
-        </w:tc>
-        <w:tc>
-          <w:p>
-            <w:pPr>
-              <w:pStyle w:val="Compact"/>
-              <w:jc w:val="left"/>
-            </w:pPr>
-            <w:r>
               <w:t xml:space="preserve">Se me cayó un alfiler. Ya lo tengo.</w:t>
             </w:r>
           </w:p>
@@ -5954,28 +4276,6 @@
               <w:jc w:val="left"/>
             </w:pPr>
             <w:r>
-              <w:t xml:space="preserve">Ben dikerken bu köşeyi tutar mısın?</w:t>
-            </w:r>
-          </w:p>
-        </w:tc>
-        <w:tc>
-          <w:p>
-            <w:pPr>
-              <w:pStyle w:val="Compact"/>
-              <w:jc w:val="left"/>
-            </w:pPr>
-            <w:r>
-              <w:t xml:space="preserve">Você pode segurar este canto enquanto eu costuro?</w:t>
-            </w:r>
-          </w:p>
-        </w:tc>
-        <w:tc>
-          <w:p>
-            <w:pPr>
-              <w:pStyle w:val="Compact"/>
-              <w:jc w:val="left"/>
-            </w:pPr>
-            <w:r>
               <w:t xml:space="preserve">¿Puedes sostener esta esquina mientras coso?</w:t>
             </w:r>
           </w:p>
@@ -5990,28 +4290,6 @@
             </w:pPr>
             <w:r>
               <w:t xml:space="preserve">I put the Need Help card up and I am working on ___ while I wait.</w:t>
-            </w:r>
-          </w:p>
-        </w:tc>
-        <w:tc>
-          <w:p>
-            <w:pPr>
-              <w:pStyle w:val="Compact"/>
-              <w:jc w:val="left"/>
-            </w:pPr>
-            <w:r>
-              <w:t xml:space="preserve">Yardım kartını kaldırdım, beklerken ___ üzerinde çalışıyorum.</w:t>
-            </w:r>
-          </w:p>
-        </w:tc>
-        <w:tc>
-          <w:p>
-            <w:pPr>
-              <w:pStyle w:val="Compact"/>
-              <w:jc w:val="left"/>
-            </w:pPr>
-            <w:r>
-              <w:t xml:space="preserve">Levantei o cartão de ajuda e estou fazendo ___ enquanto espero.</w:t>
             </w:r>
           </w:p>
         </w:tc>
@@ -6053,10 +4331,8 @@
         <w:tblLook w:firstRow="1"/>
       </w:tblPr>
       <w:tblGrid>
-        <w:gridCol w:w="1980"/>
-        <w:gridCol w:w="1980"/>
-        <w:gridCol w:w="1980"/>
-        <w:gridCol w:w="1980"/>
+        <w:gridCol w:w="3960"/>
+        <w:gridCol w:w="3960"/>
       </w:tblGrid>
       <w:tr>
         <w:trPr>
@@ -6092,40 +4368,6 @@
               <w:jc w:val="left"/>
             </w:pPr>
             <w:r>
-              <w:t xml:space="preserve">Turkish</w:t>
-            </w:r>
-          </w:p>
-        </w:tc>
-        <w:tc>
-          <w:tcPr>
-            <w:tcBorders>
-              <w:bottom w:val="single"/>
-            </w:tcBorders>
-            <w:vAlign w:val="bottom"/>
-          </w:tcPr>
-          <w:p>
-            <w:pPr>
-              <w:pStyle w:val="Compact"/>
-              <w:jc w:val="left"/>
-            </w:pPr>
-            <w:r>
-              <w:t xml:space="preserve">Portuguese</w:t>
-            </w:r>
-          </w:p>
-        </w:tc>
-        <w:tc>
-          <w:tcPr>
-            <w:tcBorders>
-              <w:bottom w:val="single"/>
-            </w:tcBorders>
-            <w:vAlign w:val="bottom"/>
-          </w:tcPr>
-          <w:p>
-            <w:pPr>
-              <w:pStyle w:val="Compact"/>
-              <w:jc w:val="left"/>
-            </w:pPr>
-            <w:r>
               <w:t xml:space="preserve">Spanish</w:t>
             </w:r>
           </w:p>
@@ -6150,28 +4392,6 @@
               <w:jc w:val="left"/>
             </w:pPr>
             <w:r>
-              <w:t xml:space="preserve">Sayıyorum: on iğne, otuz toplu iğne.</w:t>
-            </w:r>
-          </w:p>
-        </w:tc>
-        <w:tc>
-          <w:p>
-            <w:pPr>
-              <w:pStyle w:val="Compact"/>
-              <w:jc w:val="left"/>
-            </w:pPr>
-            <w:r>
-              <w:t xml:space="preserve">Contando na saída: dez agulhas, trinta alfinetes.</w:t>
-            </w:r>
-          </w:p>
-        </w:tc>
-        <w:tc>
-          <w:p>
-            <w:pPr>
-              <w:pStyle w:val="Compact"/>
-              <w:jc w:val="left"/>
-            </w:pPr>
-            <w:r>
               <w:t xml:space="preserve">Contando al inicio: diez agujas, treinta alfileres.</w:t>
             </w:r>
           </w:p>
@@ -6196,28 +4416,6 @@
               <w:jc w:val="left"/>
             </w:pPr>
             <w:r>
-              <w:t xml:space="preserve">Sayıyı sayım kağıdına yazıyorum.</w:t>
-            </w:r>
-          </w:p>
-        </w:tc>
-        <w:tc>
-          <w:p>
-            <w:pPr>
-              <w:pStyle w:val="Compact"/>
-              <w:jc w:val="left"/>
-            </w:pPr>
-            <w:r>
-              <w:t xml:space="preserve">Estou escrevendo o número na folha de contagem.</w:t>
-            </w:r>
-          </w:p>
-        </w:tc>
-        <w:tc>
-          <w:p>
-            <w:pPr>
-              <w:pStyle w:val="Compact"/>
-              <w:jc w:val="left"/>
-            </w:pPr>
-            <w:r>
               <w:t xml:space="preserve">Estoy escribiendo el número en la hoja de conteo.</w:t>
             </w:r>
           </w:p>
@@ -6242,28 +4440,6 @@
               <w:jc w:val="left"/>
             </w:pPr>
             <w:r>
-              <w:t xml:space="preserve">Her iğne ve toplu iğne ya bir elde ya da yastıkta.</w:t>
-            </w:r>
-          </w:p>
-        </w:tc>
-        <w:tc>
-          <w:p>
-            <w:pPr>
-              <w:pStyle w:val="Compact"/>
-              <w:jc w:val="left"/>
-            </w:pPr>
-            <w:r>
-              <w:t xml:space="preserve">Cada agulha e alfinete está na mão ou na almofada.</w:t>
-            </w:r>
-          </w:p>
-        </w:tc>
-        <w:tc>
-          <w:p>
-            <w:pPr>
-              <w:pStyle w:val="Compact"/>
-              <w:jc w:val="left"/>
-            </w:pPr>
-            <w:r>
               <w:t xml:space="preserve">Cada aguja y alfiler está en una mano o en el alfiletero.</w:t>
             </w:r>
           </w:p>
@@ -6288,28 +4464,6 @@
               <w:jc w:val="left"/>
             </w:pPr>
             <w:r>
-              <w:t xml:space="preserve">Beş dakika kaldı. Her şey yastığa geri dönüyor.</w:t>
-            </w:r>
-          </w:p>
-        </w:tc>
-        <w:tc>
-          <w:p>
-            <w:pPr>
-              <w:pStyle w:val="Compact"/>
-              <w:jc w:val="left"/>
-            </w:pPr>
-            <w:r>
-              <w:t xml:space="preserve">Cinco minutos. Tudo volta para a almofada.</w:t>
-            </w:r>
-          </w:p>
-        </w:tc>
-        <w:tc>
-          <w:p>
-            <w:pPr>
-              <w:pStyle w:val="Compact"/>
-              <w:jc w:val="left"/>
-            </w:pPr>
-            <w:r>
               <w:t xml:space="preserve">Cinco minutos. Todo vuelve al alfiletero.</w:t>
             </w:r>
           </w:p>
@@ -6334,28 +4488,6 @@
               <w:jc w:val="left"/>
             </w:pPr>
             <w:r>
-              <w:t xml:space="preserve">Sayıyorum: on iğne, otuz toplu iğne.</w:t>
-            </w:r>
-          </w:p>
-        </w:tc>
-        <w:tc>
-          <w:p>
-            <w:pPr>
-              <w:pStyle w:val="Compact"/>
-              <w:jc w:val="left"/>
-            </w:pPr>
-            <w:r>
-              <w:t xml:space="preserve">Contando na entrada: dez agulhas, trinta alfinetes.</w:t>
-            </w:r>
-          </w:p>
-        </w:tc>
-        <w:tc>
-          <w:p>
-            <w:pPr>
-              <w:pStyle w:val="Compact"/>
-              <w:jc w:val="left"/>
-            </w:pPr>
-            <w:r>
               <w:t xml:space="preserve">Contando al final: diez agujas, treinta alfileres.</w:t>
             </w:r>
           </w:p>
@@ -6380,28 +4512,6 @@
               <w:jc w:val="left"/>
             </w:pPr>
             <w:r>
-              <w:t xml:space="preserve">Sayılar tutuyor. İmzanız için hazır.</w:t>
-            </w:r>
-          </w:p>
-        </w:tc>
-        <w:tc>
-          <w:p>
-            <w:pPr>
-              <w:pStyle w:val="Compact"/>
-              <w:jc w:val="left"/>
-            </w:pPr>
-            <w:r>
-              <w:t xml:space="preserve">Os números conferem. Pronto para sua assinatura.</w:t>
-            </w:r>
-          </w:p>
-        </w:tc>
-        <w:tc>
-          <w:p>
-            <w:pPr>
-              <w:pStyle w:val="Compact"/>
-              <w:jc w:val="left"/>
-            </w:pPr>
-            <w:r>
               <w:t xml:space="preserve">Los números coinciden. Listo para su firma.</w:t>
             </w:r>
           </w:p>
@@ -6426,28 +4536,6 @@
               <w:jc w:val="left"/>
             </w:pPr>
             <w:r>
-              <w:t xml:space="preserve">Sayılar tutmuyor. Bir eksik.</w:t>
-            </w:r>
-          </w:p>
-        </w:tc>
-        <w:tc>
-          <w:p>
-            <w:pPr>
-              <w:pStyle w:val="Compact"/>
-              <w:jc w:val="left"/>
-            </w:pPr>
-            <w:r>
-              <w:t xml:space="preserve">Os números não conferem. Está faltando um.</w:t>
-            </w:r>
-          </w:p>
-        </w:tc>
-        <w:tc>
-          <w:p>
-            <w:pPr>
-              <w:pStyle w:val="Compact"/>
-              <w:jc w:val="left"/>
-            </w:pPr>
-            <w:r>
               <w:t xml:space="preserve">Los números no coinciden. Falta uno.</w:t>
             </w:r>
           </w:p>
@@ -6472,28 +4560,6 @@
               <w:jc w:val="left"/>
             </w:pPr>
             <w:r>
-              <w:t xml:space="preserve">Onu bulana kadar bu masadan kimse ayrılmıyor.</w:t>
-            </w:r>
-          </w:p>
-        </w:tc>
-        <w:tc>
-          <w:p>
-            <w:pPr>
-              <w:pStyle w:val="Compact"/>
-              <w:jc w:val="left"/>
-            </w:pPr>
-            <w:r>
-              <w:t xml:space="preserve">Ninguém sai desta estação até acharmos.</w:t>
-            </w:r>
-          </w:p>
-        </w:tc>
-        <w:tc>
-          <w:p>
-            <w:pPr>
-              <w:pStyle w:val="Compact"/>
-              <w:jc w:val="left"/>
-            </w:pPr>
-            <w:r>
               <w:t xml:space="preserve">Nadie sale de esta estación hasta que lo encontremos.</w:t>
             </w:r>
           </w:p>
@@ -6518,28 +4584,6 @@
               <w:jc w:val="left"/>
             </w:pPr>
             <w:r>
-              <w:t xml:space="preserve">Makas kapalı, ağzı aşağı, sap önce.</w:t>
-            </w:r>
-          </w:p>
-        </w:tc>
-        <w:tc>
-          <w:p>
-            <w:pPr>
-              <w:pStyle w:val="Compact"/>
-              <w:jc w:val="left"/>
-            </w:pPr>
-            <w:r>
-              <w:t xml:space="preserve">Tesoura fechada, lâminas para baixo, cabo primeiro.</w:t>
-            </w:r>
-          </w:p>
-        </w:tc>
-        <w:tc>
-          <w:p>
-            <w:pPr>
-              <w:pStyle w:val="Compact"/>
-              <w:jc w:val="left"/>
-            </w:pPr>
-            <w:r>
               <w:t xml:space="preserve">Tijeras cerradas, hojas abajo, mango primero.</w:t>
             </w:r>
           </w:p>
@@ -6554,28 +4598,6 @@
             </w:pPr>
             <w:r>
               <w:t xml:space="preserve">Our station is clean. The floor is clear.</w:t>
-            </w:r>
-          </w:p>
-        </w:tc>
-        <w:tc>
-          <w:p>
-            <w:pPr>
-              <w:pStyle w:val="Compact"/>
-              <w:jc w:val="left"/>
-            </w:pPr>
-            <w:r>
-              <w:t xml:space="preserve">İstasyonumuz temiz. Yer temiz.</w:t>
-            </w:r>
-          </w:p>
-        </w:tc>
-        <w:tc>
-          <w:p>
-            <w:pPr>
-              <w:pStyle w:val="Compact"/>
-              <w:jc w:val="left"/>
-            </w:pPr>
-            <w:r>
-              <w:t xml:space="preserve">Nossa estação está limpa. O chão está limpo.</w:t>
             </w:r>
           </w:p>
         </w:tc>
@@ -6635,10 +4657,8 @@
         <w:tblLook w:firstRow="1"/>
       </w:tblPr>
       <w:tblGrid>
-        <w:gridCol w:w="1980"/>
-        <w:gridCol w:w="1980"/>
-        <w:gridCol w:w="1980"/>
-        <w:gridCol w:w="1980"/>
+        <w:gridCol w:w="3960"/>
+        <w:gridCol w:w="3960"/>
       </w:tblGrid>
       <w:tr>
         <w:trPr>
@@ -6674,40 +4694,6 @@
               <w:jc w:val="left"/>
             </w:pPr>
             <w:r>
-              <w:t xml:space="preserve">Turkish</w:t>
-            </w:r>
-          </w:p>
-        </w:tc>
-        <w:tc>
-          <w:tcPr>
-            <w:tcBorders>
-              <w:bottom w:val="single"/>
-            </w:tcBorders>
-            <w:vAlign w:val="bottom"/>
-          </w:tcPr>
-          <w:p>
-            <w:pPr>
-              <w:pStyle w:val="Compact"/>
-              <w:jc w:val="left"/>
-            </w:pPr>
-            <w:r>
-              <w:t xml:space="preserve">Portuguese</w:t>
-            </w:r>
-          </w:p>
-        </w:tc>
-        <w:tc>
-          <w:tcPr>
-            <w:tcBorders>
-              <w:bottom w:val="single"/>
-            </w:tcBorders>
-            <w:vAlign w:val="bottom"/>
-          </w:tcPr>
-          <w:p>
-            <w:pPr>
-              <w:pStyle w:val="Compact"/>
-              <w:jc w:val="left"/>
-            </w:pPr>
-            <w:r>
               <w:t xml:space="preserve">Spanish</w:t>
             </w:r>
           </w:p>
@@ -6732,28 +4718,6 @@
               <w:jc w:val="left"/>
             </w:pPr>
             <w:r>
-              <w:t xml:space="preserve">İşe yarayan iki şey: ___ ve ___.</w:t>
-            </w:r>
-          </w:p>
-        </w:tc>
-        <w:tc>
-          <w:p>
-            <w:pPr>
-              <w:pStyle w:val="Compact"/>
-              <w:jc w:val="left"/>
-            </w:pPr>
-            <w:r>
-              <w:t xml:space="preserve">Duas coisas que funcionam: ___ e ___.</w:t>
-            </w:r>
-          </w:p>
-        </w:tc>
-        <w:tc>
-          <w:p>
-            <w:pPr>
-              <w:pStyle w:val="Compact"/>
-              <w:jc w:val="left"/>
-            </w:pPr>
-            <w:r>
               <w:t xml:space="preserve">Dos cosas que funcionan: ___ y ___.</w:t>
             </w:r>
           </w:p>
@@ -6778,28 +4742,6 @@
               <w:jc w:val="left"/>
             </w:pPr>
             <w:r>
-              <w:t xml:space="preserve">Dikişlerin tam burada eşit.</w:t>
-            </w:r>
-          </w:p>
-        </w:tc>
-        <w:tc>
-          <w:p>
-            <w:pPr>
-              <w:pStyle w:val="Compact"/>
-              <w:jc w:val="left"/>
-            </w:pPr>
-            <w:r>
-              <w:t xml:space="preserve">Seus pontos estão bem iguais aqui.</w:t>
-            </w:r>
-          </w:p>
-        </w:tc>
-        <w:tc>
-          <w:p>
-            <w:pPr>
-              <w:pStyle w:val="Compact"/>
-              <w:jc w:val="left"/>
-            </w:pPr>
-            <w:r>
               <w:t xml:space="preserve">Tus puntadas están muy parejas aquí.</w:t>
             </w:r>
           </w:p>
@@ -6824,28 +4766,6 @@
               <w:jc w:val="left"/>
             </w:pPr>
             <w:r>
-              <w:t xml:space="preserve">Kapanma çalışıyor. Denedim.</w:t>
-            </w:r>
-          </w:p>
-        </w:tc>
-        <w:tc>
-          <w:p>
-            <w:pPr>
-              <w:pStyle w:val="Compact"/>
-              <w:jc w:val="left"/>
-            </w:pPr>
-            <w:r>
-              <w:t xml:space="preserve">O fechamento funciona. Eu testei.</w:t>
-            </w:r>
-          </w:p>
-        </w:tc>
-        <w:tc>
-          <w:p>
-            <w:pPr>
-              <w:pStyle w:val="Compact"/>
-              <w:jc w:val="left"/>
-            </w:pPr>
-            <w:r>
               <w:t xml:space="preserve">El cierre funciona. Lo probé.</w:t>
             </w:r>
           </w:p>
@@ -6870,28 +4790,6 @@
               <w:jc w:val="left"/>
             </w:pPr>
             <w:r>
-              <w:t xml:space="preserve">Bunun önceden bir ___ olduğunu tahmin edemezdim.</w:t>
-            </w:r>
-          </w:p>
-        </w:tc>
-        <w:tc>
-          <w:p>
-            <w:pPr>
-              <w:pStyle w:val="Compact"/>
-              <w:jc w:val="left"/>
-            </w:pPr>
-            <w:r>
-              <w:t xml:space="preserve">Eu não teria adivinhado que isso era um ___ antes.</w:t>
-            </w:r>
-          </w:p>
-        </w:tc>
-        <w:tc>
-          <w:p>
-            <w:pPr>
-              <w:pStyle w:val="Compact"/>
-              <w:jc w:val="left"/>
-            </w:pPr>
-            <w:r>
               <w:t xml:space="preserve">No habría adivinado que antes era un ___.</w:t>
             </w:r>
           </w:p>
@@ -6916,28 +4814,6 @@
               <w:jc w:val="left"/>
             </w:pPr>
             <w:r>
-              <w:t xml:space="preserve">Denenecek bir şey: ___.</w:t>
-            </w:r>
-          </w:p>
-        </w:tc>
-        <w:tc>
-          <w:p>
-            <w:pPr>
-              <w:pStyle w:val="Compact"/>
-              <w:jc w:val="left"/>
-            </w:pPr>
-            <w:r>
-              <w:t xml:space="preserve">Uma coisa para tentar: ___.</w:t>
-            </w:r>
-          </w:p>
-        </w:tc>
-        <w:tc>
-          <w:p>
-            <w:pPr>
-              <w:pStyle w:val="Compact"/>
-              <w:jc w:val="left"/>
-            </w:pPr>
-            <w:r>
               <w:t xml:space="preserve">Una cosa para intentar: ___.</w:t>
             </w:r>
           </w:p>
@@ -6962,28 +4838,6 @@
               <w:jc w:val="left"/>
             </w:pPr>
             <w:r>
-              <w:t xml:space="preserve">Buradaki kenara sarma dikiş iyi gidebilir.</w:t>
-            </w:r>
-          </w:p>
-        </w:tc>
-        <w:tc>
-          <w:p>
-            <w:pPr>
-              <w:pStyle w:val="Compact"/>
-              <w:jc w:val="left"/>
-            </w:pPr>
-            <w:r>
-              <w:t xml:space="preserve">Esta borda aqui poderia levar um ponto de chuleio.</w:t>
-            </w:r>
-          </w:p>
-        </w:tc>
-        <w:tc>
-          <w:p>
-            <w:pPr>
-              <w:pStyle w:val="Compact"/>
-              <w:jc w:val="left"/>
-            </w:pPr>
-            <w:r>
               <w:t xml:space="preserve">A este borde le vendría bien una puntada de sobrehilado.</w:t>
             </w:r>
           </w:p>
@@ -7008,28 +4862,6 @@
               <w:jc w:val="left"/>
             </w:pPr>
             <w:r>
-              <w:t xml:space="preserve">Senin için en zor kısım neydi?</w:t>
-            </w:r>
-          </w:p>
-        </w:tc>
-        <w:tc>
-          <w:p>
-            <w:pPr>
-              <w:pStyle w:val="Compact"/>
-              <w:jc w:val="left"/>
-            </w:pPr>
-            <w:r>
-              <w:t xml:space="preserve">Qual foi a parte mais difícil para você?</w:t>
-            </w:r>
-          </w:p>
-        </w:tc>
-        <w:tc>
-          <w:p>
-            <w:pPr>
-              <w:pStyle w:val="Compact"/>
-              <w:jc w:val="left"/>
-            </w:pPr>
-            <w:r>
               <w:t xml:space="preserve">¿Cuál fue la parte más difícil para ti?</w:t>
             </w:r>
           </w:p>
@@ -7054,28 +4886,6 @@
               <w:jc w:val="left"/>
             </w:pPr>
             <w:r>
-              <w:t xml:space="preserve">Onu nasıl düzelttin?</w:t>
-            </w:r>
-          </w:p>
-        </w:tc>
-        <w:tc>
-          <w:p>
-            <w:pPr>
-              <w:pStyle w:val="Compact"/>
-              <w:jc w:val="left"/>
-            </w:pPr>
-            <w:r>
-              <w:t xml:space="preserve">Como você consertou isso?</w:t>
-            </w:r>
-          </w:p>
-        </w:tc>
-        <w:tc>
-          <w:p>
-            <w:pPr>
-              <w:pStyle w:val="Compact"/>
-              <w:jc w:val="left"/>
-            </w:pPr>
-            <w:r>
               <w:t xml:space="preserve">¿Cómo arreglaste eso?</w:t>
             </w:r>
           </w:p>
@@ -7090,28 +4900,6 @@
             </w:pPr>
             <w:r>
               <w:t xml:space="preserve">I want to try this idea on my next one.</w:t>
-            </w:r>
-          </w:p>
-        </w:tc>
-        <w:tc>
-          <w:p>
-            <w:pPr>
-              <w:pStyle w:val="Compact"/>
-              <w:jc w:val="left"/>
-            </w:pPr>
-            <w:r>
-              <w:t xml:space="preserve">Bu fikri bir sonrakinde denemek istiyorum.</w:t>
-            </w:r>
-          </w:p>
-        </w:tc>
-        <w:tc>
-          <w:p>
-            <w:pPr>
-              <w:pStyle w:val="Compact"/>
-              <w:jc w:val="left"/>
-            </w:pPr>
-            <w:r>
-              <w:t xml:space="preserve">Quero tentar essa ideia no meu próximo.</w:t>
             </w:r>
           </w:p>
         </w:tc>
@@ -7153,10 +4941,8 @@
         <w:tblLook w:firstRow="1"/>
       </w:tblPr>
       <w:tblGrid>
-        <w:gridCol w:w="1980"/>
-        <w:gridCol w:w="1980"/>
-        <w:gridCol w:w="1980"/>
-        <w:gridCol w:w="1980"/>
+        <w:gridCol w:w="3960"/>
+        <w:gridCol w:w="3960"/>
       </w:tblGrid>
       <w:tr>
         <w:trPr>
@@ -7192,40 +4978,6 @@
               <w:jc w:val="left"/>
             </w:pPr>
             <w:r>
-              <w:t xml:space="preserve">Turkish</w:t>
-            </w:r>
-          </w:p>
-        </w:tc>
-        <w:tc>
-          <w:tcPr>
-            <w:tcBorders>
-              <w:bottom w:val="single"/>
-            </w:tcBorders>
-            <w:vAlign w:val="bottom"/>
-          </w:tcPr>
-          <w:p>
-            <w:pPr>
-              <w:pStyle w:val="Compact"/>
-              <w:jc w:val="left"/>
-            </w:pPr>
-            <w:r>
-              <w:t xml:space="preserve">Portuguese</w:t>
-            </w:r>
-          </w:p>
-        </w:tc>
-        <w:tc>
-          <w:tcPr>
-            <w:tcBorders>
-              <w:bottom w:val="single"/>
-            </w:tcBorders>
-            <w:vAlign w:val="bottom"/>
-          </w:tcPr>
-          <w:p>
-            <w:pPr>
-              <w:pStyle w:val="Compact"/>
-              <w:jc w:val="left"/>
-            </w:pPr>
-            <w:r>
               <w:t xml:space="preserve">Spanish</w:t>
             </w:r>
           </w:p>
@@ -7250,28 +5002,6 @@
               <w:jc w:val="left"/>
             </w:pPr>
             <w:r>
-              <w:t xml:space="preserve">Bu bir ___ idi.</w:t>
-            </w:r>
-          </w:p>
-        </w:tc>
-        <w:tc>
-          <w:p>
-            <w:pPr>
-              <w:pStyle w:val="Compact"/>
-              <w:jc w:val="left"/>
-            </w:pPr>
-            <w:r>
-              <w:t xml:space="preserve">Isto era uma ___.</w:t>
-            </w:r>
-          </w:p>
-        </w:tc>
-        <w:tc>
-          <w:p>
-            <w:pPr>
-              <w:pStyle w:val="Compact"/>
-              <w:jc w:val="left"/>
-            </w:pPr>
-            <w:r>
               <w:t xml:space="preserve">Esto era un ___.</w:t>
             </w:r>
           </w:p>
@@ -7296,28 +5026,6 @@
               <w:jc w:val="left"/>
             </w:pPr>
             <w:r>
-              <w:t xml:space="preserve">___ geldi (artık kutusu, bağış kutusu, evim).</w:t>
-            </w:r>
-          </w:p>
-        </w:tc>
-        <w:tc>
-          <w:p>
-            <w:pPr>
-              <w:pStyle w:val="Compact"/>
-              <w:jc w:val="left"/>
-            </w:pPr>
-            <w:r>
-              <w:t xml:space="preserve">Veio de ___ (a caixa de retalhos, a doação, minha casa).</w:t>
-            </w:r>
-          </w:p>
-        </w:tc>
-        <w:tc>
-          <w:p>
-            <w:pPr>
-              <w:pStyle w:val="Compact"/>
-              <w:jc w:val="left"/>
-            </w:pPr>
-            <w:r>
               <w:t xml:space="preserve">Vino de ___ (la caja de retazos, la donación, mi casa).</w:t>
             </w:r>
           </w:p>
@@ -7342,28 +5050,6 @@
               <w:jc w:val="left"/>
             </w:pPr>
             <w:r>
-              <w:t xml:space="preserve">Şimdi ___ için bir ___.</w:t>
-            </w:r>
-          </w:p>
-        </w:tc>
-        <w:tc>
-          <w:p>
-            <w:pPr>
-              <w:pStyle w:val="Compact"/>
-              <w:jc w:val="left"/>
-            </w:pPr>
-            <w:r>
-              <w:t xml:space="preserve">Agora é uma ___ para ___.</w:t>
-            </w:r>
-          </w:p>
-        </w:tc>
-        <w:tc>
-          <w:p>
-            <w:pPr>
-              <w:pStyle w:val="Compact"/>
-              <w:jc w:val="left"/>
-            </w:pPr>
-            <w:r>
               <w:t xml:space="preserve">Ahora es un ___ para ___.</w:t>
             </w:r>
           </w:p>
@@ -7388,28 +5074,6 @@
               <w:jc w:val="left"/>
             </w:pPr>
             <w:r>
-              <w:t xml:space="preserve">Bunu ___ için kullanacak.</w:t>
-            </w:r>
-          </w:p>
-        </w:tc>
-        <w:tc>
-          <w:p>
-            <w:pPr>
-              <w:pStyle w:val="Compact"/>
-              <w:jc w:val="left"/>
-            </w:pPr>
-            <w:r>
-              <w:t xml:space="preserve">Vai usar para ___.</w:t>
-            </w:r>
-          </w:p>
-        </w:tc>
-        <w:tc>
-          <w:p>
-            <w:pPr>
-              <w:pStyle w:val="Compact"/>
-              <w:jc w:val="left"/>
-            </w:pPr>
-            <w:r>
               <w:t xml:space="preserve">Lo va a usar para ___.</w:t>
             </w:r>
           </w:p>
@@ -7434,28 +5098,6 @@
               <w:jc w:val="left"/>
             </w:pPr>
             <w:r>
-              <w:t xml:space="preserve">Burada teyel dikişi kullandım.</w:t>
-            </w:r>
-          </w:p>
-        </w:tc>
-        <w:tc>
-          <w:p>
-            <w:pPr>
-              <w:pStyle w:val="Compact"/>
-              <w:jc w:val="left"/>
-            </w:pPr>
-            <w:r>
-              <w:t xml:space="preserve">Usei o ponto corrido aqui.</w:t>
-            </w:r>
-          </w:p>
-        </w:tc>
-        <w:tc>
-          <w:p>
-            <w:pPr>
-              <w:pStyle w:val="Compact"/>
-              <w:jc w:val="left"/>
-            </w:pPr>
-            <w:r>
               <w:t xml:space="preserve">Usé la puntada corrida aquí.</w:t>
             </w:r>
           </w:p>
@@ -7480,28 +5122,6 @@
               <w:jc w:val="left"/>
             </w:pPr>
             <w:r>
-              <w:t xml:space="preserve">Burada geri dikiş kullandım çünkü sağlamdır.</w:t>
-            </w:r>
-          </w:p>
-        </w:tc>
-        <w:tc>
-          <w:p>
-            <w:pPr>
-              <w:pStyle w:val="Compact"/>
-              <w:jc w:val="left"/>
-            </w:pPr>
-            <w:r>
-              <w:t xml:space="preserve">Usei o ponto atrás aqui porque é forte.</w:t>
-            </w:r>
-          </w:p>
-        </w:tc>
-        <w:tc>
-          <w:p>
-            <w:pPr>
-              <w:pStyle w:val="Compact"/>
-              <w:jc w:val="left"/>
-            </w:pPr>
-            <w:r>
               <w:t xml:space="preserve">Usé el pespunte aquí porque es fuerte.</w:t>
             </w:r>
           </w:p>
@@ -7526,28 +5146,6 @@
               <w:jc w:val="left"/>
             </w:pPr>
             <w:r>
-              <w:t xml:space="preserve">Bu kenarda sarma dikiş kullandım.</w:t>
-            </w:r>
-          </w:p>
-        </w:tc>
-        <w:tc>
-          <w:p>
-            <w:pPr>
-              <w:pStyle w:val="Compact"/>
-              <w:jc w:val="left"/>
-            </w:pPr>
-            <w:r>
-              <w:t xml:space="preserve">Usei o ponto de chuleio nesta borda.</w:t>
-            </w:r>
-          </w:p>
-        </w:tc>
-        <w:tc>
-          <w:p>
-            <w:pPr>
-              <w:pStyle w:val="Compact"/>
-              <w:jc w:val="left"/>
-            </w:pPr>
-            <w:r>
               <w:t xml:space="preserve">Usé la puntada de sobrehilado en este borde.</w:t>
             </w:r>
           </w:p>
@@ -7572,28 +5170,6 @@
               <w:jc w:val="left"/>
             </w:pPr>
             <w:r>
-              <w:t xml:space="preserve">En zor kısım ___ oldu.</w:t>
-            </w:r>
-          </w:p>
-        </w:tc>
-        <w:tc>
-          <w:p>
-            <w:pPr>
-              <w:pStyle w:val="Compact"/>
-              <w:jc w:val="left"/>
-            </w:pPr>
-            <w:r>
-              <w:t xml:space="preserve">A parte difícil foi ___.</w:t>
-            </w:r>
-          </w:p>
-        </w:tc>
-        <w:tc>
-          <w:p>
-            <w:pPr>
-              <w:pStyle w:val="Compact"/>
-              <w:jc w:val="left"/>
-            </w:pPr>
-            <w:r>
               <w:t xml:space="preserve">La parte difícil fue ___.</w:t>
             </w:r>
           </w:p>
@@ -7618,28 +5194,6 @@
               <w:jc w:val="left"/>
             </w:pPr>
             <w:r>
-              <w:t xml:space="preserve">___ yaparak düzelttim.</w:t>
-            </w:r>
-          </w:p>
-        </w:tc>
-        <w:tc>
-          <w:p>
-            <w:pPr>
-              <w:pStyle w:val="Compact"/>
-              <w:jc w:val="left"/>
-            </w:pPr>
-            <w:r>
-              <w:t xml:space="preserve">Consertei ___.</w:t>
-            </w:r>
-          </w:p>
-        </w:tc>
-        <w:tc>
-          <w:p>
-            <w:pPr>
-              <w:pStyle w:val="Compact"/>
-              <w:jc w:val="left"/>
-            </w:pPr>
-            <w:r>
               <w:t xml:space="preserve">Lo arreglé ___.</w:t>
             </w:r>
           </w:p>
@@ -7664,28 +5218,6 @@
               <w:jc w:val="left"/>
             </w:pPr>
             <w:r>
-              <w:t xml:space="preserve">Ayrıca ___ ekledim, böylece ___.</w:t>
-            </w:r>
-          </w:p>
-        </w:tc>
-        <w:tc>
-          <w:p>
-            <w:pPr>
-              <w:pStyle w:val="Compact"/>
-              <w:jc w:val="left"/>
-            </w:pPr>
-            <w:r>
-              <w:t xml:space="preserve">Também acrescentei ___ para que ___.</w:t>
-            </w:r>
-          </w:p>
-        </w:tc>
-        <w:tc>
-          <w:p>
-            <w:pPr>
-              <w:pStyle w:val="Compact"/>
-              <w:jc w:val="left"/>
-            </w:pPr>
-            <w:r>
               <w:t xml:space="preserve">También le agregué ___ para que ___.</w:t>
             </w:r>
           </w:p>
@@ -7710,28 +5242,6 @@
               <w:jc w:val="left"/>
             </w:pPr>
             <w:r>
-              <w:t xml:space="preserve">Yıkamak için ___.</w:t>
-            </w:r>
-          </w:p>
-        </w:tc>
-        <w:tc>
-          <w:p>
-            <w:pPr>
-              <w:pStyle w:val="Compact"/>
-              <w:jc w:val="left"/>
-            </w:pPr>
-            <w:r>
-              <w:t xml:space="preserve">Para lavar, ___.</w:t>
-            </w:r>
-          </w:p>
-        </w:tc>
-        <w:tc>
-          <w:p>
-            <w:pPr>
-              <w:pStyle w:val="Compact"/>
-              <w:jc w:val="left"/>
-            </w:pPr>
-            <w:r>
               <w:t xml:space="preserve">Para lavarlo, ___.</w:t>
             </w:r>
           </w:p>
@@ -7746,28 +5256,6 @@
             </w:pPr>
             <w:r>
               <w:t xml:space="preserve">Do you have a question about it?</w:t>
-            </w:r>
-          </w:p>
-        </w:tc>
-        <w:tc>
-          <w:p>
-            <w:pPr>
-              <w:pStyle w:val="Compact"/>
-              <w:jc w:val="left"/>
-            </w:pPr>
-            <w:r>
-              <w:t xml:space="preserve">Bununla ilgili bir sorunuz var mı?</w:t>
-            </w:r>
-          </w:p>
-        </w:tc>
-        <w:tc>
-          <w:p>
-            <w:pPr>
-              <w:pStyle w:val="Compact"/>
-              <w:jc w:val="left"/>
-            </w:pPr>
-            <w:r>
-              <w:t xml:space="preserve">Você tem alguma pergunta sobre isso?</w:t>
             </w:r>
           </w:p>
         </w:tc>
